--- a/Kim11-3-2-Nanoteknolojik-Urunler.docx
+++ b/Kim11-3-2-Nanoteknolojik-Urunler.docx
@@ -119,7 +119,7 @@
                 <w:rFonts w:ascii="Times New Roman" w:hAnsi="Times New Roman" w:cs="Times New Roman"/>
                 <w:lang w:val="tr-TR"/>
               </w:rPr>
-              <w:t xml:space="preserve">GÖRSEL ALANI (Shutterstock’tan seçilecek)</w:t>
+              <w:t xml:space="preserve">GÖRSEL ALANI (Shutterstock)</w:t>
             </w:r>
           </w:p>
           <w:p>
@@ -151,23 +151,7 @@
                 <w:rFonts w:ascii="Times New Roman" w:hAnsi="Times New Roman" w:cs="Times New Roman"/>
                 <w:lang w:val="tr-TR"/>
               </w:rPr>
-              <w:t xml:space="preserve">Shutterstock arama: “sunscreen cream hand beach”</w:t>
-            </w:r>
-          </w:p>
-          <w:p>
-            <w:pPr>
-              <w:jc w:val="both"/>
-              <w:rPr>
-                <w:rFonts w:ascii="Times New Roman" w:hAnsi="Times New Roman" w:cs="Times New Roman"/>
-                <w:lang w:val="tr-TR"/>
-              </w:rPr>
-            </w:pPr>
-            <w:r>
-              <w:rPr>
-                <w:rFonts w:ascii="Times New Roman" w:hAnsi="Times New Roman" w:cs="Times New Roman"/>
-                <w:lang w:val="tr-TR"/>
-              </w:rPr>
-              <w:t xml:space="preserve">Shutter ID: ……………</w:t>
+              <w:t xml:space="preserve">Shutter ID: 2590579899 (fotoğraf) — Woman applying sunscreen on arm at beach</w:t>
             </w:r>
           </w:p>
         </w:tc>
@@ -240,7 +224,7 @@
                 <w:rFonts w:ascii="Times New Roman" w:hAnsi="Times New Roman" w:cs="Times New Roman"/>
                 <w:lang w:val="tr-TR"/>
               </w:rPr>
-              <w:t xml:space="preserve">GÖRSEL ALANI (Shutterstock’tan seçilecek)</w:t>
+              <w:t xml:space="preserve">GÖRSEL ALANI (Shutterstock)</w:t>
             </w:r>
           </w:p>
           <w:p>
@@ -272,23 +256,7 @@
                 <w:rFonts w:ascii="Times New Roman" w:hAnsi="Times New Roman" w:cs="Times New Roman"/>
                 <w:lang w:val="tr-TR"/>
               </w:rPr>
-              <w:t xml:space="preserve">Shutterstock arama: “nanoscale size comparison infographic”</w:t>
-            </w:r>
-          </w:p>
-          <w:p>
-            <w:pPr>
-              <w:jc w:val="both"/>
-              <w:rPr>
-                <w:rFonts w:ascii="Times New Roman" w:hAnsi="Times New Roman" w:cs="Times New Roman"/>
-                <w:lang w:val="tr-TR"/>
-              </w:rPr>
-            </w:pPr>
-            <w:r>
-              <w:rPr>
-                <w:rFonts w:ascii="Times New Roman" w:hAnsi="Times New Roman" w:cs="Times New Roman"/>
-                <w:lang w:val="tr-TR"/>
-              </w:rPr>
-              <w:t xml:space="preserve">Shutter ID: ……………</w:t>
+              <w:t xml:space="preserve">Shutter ID: 2593335581 (vektör) — Scale comparison of things in nanometer</w:t>
             </w:r>
           </w:p>
         </w:tc>

--- a/Kim11-3-2-Nanoteknolojik-Urunler.docx
+++ b/Kim11-3-2-Nanoteknolojik-Urunler.docx
@@ -1031,6 +1031,228 @@
                 <w:lang w:val="tr-TR"/>
               </w:rPr>
               <w:t xml:space="preserve">Titanyum dioksit nano kaplama, güneş ışığı etkisiyle kirleri parçalar.</w:t>
+            </w:r>
+          </w:p>
+        </w:tc>
+      </w:tr>
+      <w:tr>
+        <w:tc>
+          <w:tcPr>
+            <w:tcW w:w="1400" w:type="dxa"/>
+            <w:vAlign w:val="center"/>
+          </w:tcPr>
+          <w:p>
+            <w:pPr>
+              <w:jc w:val="left"/>
+              <w:rPr>
+                <w:rFonts w:ascii="Times New Roman" w:hAnsi="Times New Roman" w:cs="Times New Roman"/>
+                <w:lang w:val="tr-TR"/>
+              </w:rPr>
+            </w:pPr>
+            <w:r>
+              <w:rPr>
+                <w:rFonts w:ascii="Times New Roman" w:hAnsi="Times New Roman" w:cs="Times New Roman"/>
+                <w:sz w:val="20"/>
+                <w:szCs w:val="20"/>
+                <w:lang w:val="tr-TR"/>
+              </w:rPr>
+              <w:t xml:space="preserve">Tarım</w:t>
+            </w:r>
+          </w:p>
+        </w:tc>
+        <w:tc>
+          <w:tcPr>
+            <w:tcW w:w="3000" w:type="dxa"/>
+            <w:vAlign w:val="center"/>
+          </w:tcPr>
+          <w:p>
+            <w:pPr>
+              <w:jc w:val="left"/>
+              <w:rPr>
+                <w:rFonts w:ascii="Times New Roman" w:hAnsi="Times New Roman" w:cs="Times New Roman"/>
+                <w:lang w:val="tr-TR"/>
+              </w:rPr>
+            </w:pPr>
+            <w:r>
+              <w:rPr>
+                <w:rFonts w:ascii="Times New Roman" w:hAnsi="Times New Roman" w:cs="Times New Roman"/>
+                <w:sz w:val="20"/>
+                <w:szCs w:val="20"/>
+                <w:lang w:val="tr-TR"/>
+              </w:rPr>
+              <w:t xml:space="preserve">Nano gübre</w:t>
+            </w:r>
+          </w:p>
+        </w:tc>
+        <w:tc>
+          <w:tcPr>
+            <w:tcW w:w="4600" w:type="dxa"/>
+            <w:vAlign w:val="center"/>
+          </w:tcPr>
+          <w:p>
+            <w:pPr>
+              <w:jc w:val="left"/>
+              <w:rPr>
+                <w:rFonts w:ascii="Times New Roman" w:hAnsi="Times New Roman" w:cs="Times New Roman"/>
+                <w:lang w:val="tr-TR"/>
+              </w:rPr>
+            </w:pPr>
+            <w:r>
+              <w:rPr>
+                <w:rFonts w:ascii="Times New Roman" w:hAnsi="Times New Roman" w:cs="Times New Roman"/>
+                <w:sz w:val="20"/>
+                <w:szCs w:val="20"/>
+                <w:lang w:val="tr-TR"/>
+              </w:rPr>
+              <w:t xml:space="preserve">Besin elementlerini bitkiye kontrollü olarak verir; daha az gübreyle verim sağlanabilir.</w:t>
+            </w:r>
+          </w:p>
+        </w:tc>
+      </w:tr>
+      <w:tr>
+        <w:tc>
+          <w:tcPr>
+            <w:tcW w:w="1400" w:type="dxa"/>
+            <w:vAlign w:val="center"/>
+          </w:tcPr>
+          <w:p>
+            <w:pPr>
+              <w:jc w:val="left"/>
+              <w:rPr>
+                <w:rFonts w:ascii="Times New Roman" w:hAnsi="Times New Roman" w:cs="Times New Roman"/>
+                <w:lang w:val="tr-TR"/>
+              </w:rPr>
+            </w:pPr>
+            <w:r>
+              <w:rPr>
+                <w:rFonts w:ascii="Times New Roman" w:hAnsi="Times New Roman" w:cs="Times New Roman"/>
+                <w:sz w:val="20"/>
+                <w:szCs w:val="20"/>
+                <w:lang w:val="tr-TR"/>
+              </w:rPr>
+              <w:t xml:space="preserve">Gıda</w:t>
+            </w:r>
+          </w:p>
+        </w:tc>
+        <w:tc>
+          <w:tcPr>
+            <w:tcW w:w="3000" w:type="dxa"/>
+            <w:vAlign w:val="center"/>
+          </w:tcPr>
+          <w:p>
+            <w:pPr>
+              <w:jc w:val="left"/>
+              <w:rPr>
+                <w:rFonts w:ascii="Times New Roman" w:hAnsi="Times New Roman" w:cs="Times New Roman"/>
+                <w:lang w:val="tr-TR"/>
+              </w:rPr>
+            </w:pPr>
+            <w:r>
+              <w:rPr>
+                <w:rFonts w:ascii="Times New Roman" w:hAnsi="Times New Roman" w:cs="Times New Roman"/>
+                <w:sz w:val="20"/>
+                <w:szCs w:val="20"/>
+                <w:lang w:val="tr-TR"/>
+              </w:rPr>
+              <w:t xml:space="preserve">Nanosensörlü akıllı ambalaj</w:t>
+            </w:r>
+          </w:p>
+        </w:tc>
+        <w:tc>
+          <w:tcPr>
+            <w:tcW w:w="4600" w:type="dxa"/>
+            <w:vAlign w:val="center"/>
+          </w:tcPr>
+          <w:p>
+            <w:pPr>
+              <w:jc w:val="left"/>
+              <w:rPr>
+                <w:rFonts w:ascii="Times New Roman" w:hAnsi="Times New Roman" w:cs="Times New Roman"/>
+                <w:lang w:val="tr-TR"/>
+              </w:rPr>
+            </w:pPr>
+            <w:r>
+              <w:rPr>
+                <w:rFonts w:ascii="Times New Roman" w:hAnsi="Times New Roman" w:cs="Times New Roman"/>
+                <w:sz w:val="20"/>
+                <w:szCs w:val="20"/>
+                <w:lang w:val="tr-TR"/>
+              </w:rPr>
+              <w:t xml:space="preserve">Gıdadaki bozulmayı ya da hastalık yapan mikroorganizmaları renk değişimi gibi sinyallerle gösterir.</w:t>
+            </w:r>
+          </w:p>
+        </w:tc>
+      </w:tr>
+      <w:tr>
+        <w:tc>
+          <w:tcPr>
+            <w:tcW w:w="1400" w:type="dxa"/>
+            <w:vAlign w:val="center"/>
+          </w:tcPr>
+          <w:p>
+            <w:pPr>
+              <w:jc w:val="left"/>
+              <w:rPr>
+                <w:rFonts w:ascii="Times New Roman" w:hAnsi="Times New Roman" w:cs="Times New Roman"/>
+                <w:lang w:val="tr-TR"/>
+              </w:rPr>
+            </w:pPr>
+            <w:r>
+              <w:rPr>
+                <w:rFonts w:ascii="Times New Roman" w:hAnsi="Times New Roman" w:cs="Times New Roman"/>
+                <w:sz w:val="20"/>
+                <w:szCs w:val="20"/>
+                <w:lang w:val="tr-TR"/>
+              </w:rPr>
+              <w:t xml:space="preserve">Otomotiv</w:t>
+            </w:r>
+          </w:p>
+        </w:tc>
+        <w:tc>
+          <w:tcPr>
+            <w:tcW w:w="3000" w:type="dxa"/>
+            <w:vAlign w:val="center"/>
+          </w:tcPr>
+          <w:p>
+            <w:pPr>
+              <w:jc w:val="left"/>
+              <w:rPr>
+                <w:rFonts w:ascii="Times New Roman" w:hAnsi="Times New Roman" w:cs="Times New Roman"/>
+                <w:lang w:val="tr-TR"/>
+              </w:rPr>
+            </w:pPr>
+            <w:r>
+              <w:rPr>
+                <w:rFonts w:ascii="Times New Roman" w:hAnsi="Times New Roman" w:cs="Times New Roman"/>
+                <w:sz w:val="20"/>
+                <w:szCs w:val="20"/>
+                <w:lang w:val="tr-TR"/>
+              </w:rPr>
+              <w:t xml:space="preserve">Grafen katkılı kaplama</w:t>
+            </w:r>
+          </w:p>
+        </w:tc>
+        <w:tc>
+          <w:tcPr>
+            <w:tcW w:w="4600" w:type="dxa"/>
+            <w:vAlign w:val="center"/>
+          </w:tcPr>
+          <w:p>
+            <w:pPr>
+              <w:jc w:val="left"/>
+              <w:rPr>
+                <w:rFonts w:ascii="Times New Roman" w:hAnsi="Times New Roman" w:cs="Times New Roman"/>
+                <w:lang w:val="tr-TR"/>
+              </w:rPr>
+            </w:pPr>
+            <w:r>
+              <w:rPr>
+                <w:rFonts w:ascii="Times New Roman" w:hAnsi="Times New Roman" w:cs="Times New Roman"/>
+                <w:sz w:val="20"/>
+                <w:szCs w:val="20"/>
+                <w:lang w:val="tr-TR"/>
+              </w:rPr>
+              <w:t xml:space="preserve">Çok ince ve dayanıklı tabaka, yüzeyi çizilmeye ve paslanmaya karşı korur.</w:t>
             </w:r>
           </w:p>
         </w:tc>
@@ -2112,29 +2334,23 @@
           <w:rFonts w:ascii="Times New Roman" w:hAnsi="Times New Roman" w:cs="Times New Roman"/>
           <w:lang w:val="tr-TR"/>
         </w:rPr>
-        <w:t xml:space="preserve">Nanoteknolojik ürünler sağlık, enerji, tekstil, gıda, savunma sanayii ve elektronik gibi pek çok alanda yaşam kalitesini artırır. Kanser tedavisinde ilacın yalnızca hastalıklı hücrelere ulaştırılması, güneş pillerinin veriminin artırılması, daha hafif ve dayanıklı malzemelerin üretilmesi, daha az hammadde ve enerji harcanarak üretim yapılması nanoteknolojinin faydalarına örnektir. Öte yandan nanoparçacıkların çok küçük olmaları vücuda solunum, sindirim ve deri yoluyla girebilmelerine, hücre zarlarından geçebilmelerine neden olabilir. Ürünlerin kullanımı ve atılması sırasında çevreye karışan nanoparçacıkların su ve toprak canlıları üzerindeki etkileri tam olarak bilinmemektedir. Bu nedenle nanoteknolojik ürünler; sağlık, güvenlik, etik ve sürdürülebilirlik açılarından birlikte değerlendirilmelidir. Bir ürün seçilirken ürünün gerçekten ihtiyaç duyulan bir faydası olup olmadığı, ürün etiketinde nanomalzeme içeriğinin belirtilip belirtilmediği, ürünün kullanım ömrü ve atık olduğunda çevreye etkileri sorgulanmalıdır.</w:t>
+        <w:t xml:space="preserve">Nanoteknolojik ürünler sağlık, enerji, tekstil, gıda, tarım, savunma sanayii ve elektronik gibi pek çok alanda yaşam kalitesini artırır. Kanser tedavisinde ilacın yalnızca hastalıklı hücrelere ulaştırılması, görüntüleme yöntemlerinde daha net görüntü elde edilmesini sağlayan nanoparçacıklar, pillerin depolama kapasitesinin ve güneş pillerinin veriminin artırılması, gıdalardaki bozulmayı erken fark eden sensörler, daha az gübreyle verim sağlayan nano gübreler, daha hafif ve dayanıklı malzemelerin üretilmesi nanoteknolojinin faydalarına örnektir.</w:t>
       </w:r>
     </w:p>
     <w:p>
       <w:pPr>
-        <w:keepNext/>
-        <w:shd w:val="clear" w:color="auto" w:fill="E59EDC"/>
         <w:jc w:val="both"/>
         <w:rPr>
           <w:rFonts w:ascii="Times New Roman" w:hAnsi="Times New Roman" w:cs="Times New Roman"/>
-          <w:b/>
-          <w:bCs/>
           <w:lang w:val="tr-TR"/>
         </w:rPr>
       </w:pPr>
       <w:r>
         <w:rPr>
           <w:rFonts w:ascii="Times New Roman" w:hAnsi="Times New Roman" w:cs="Times New Roman"/>
-          <w:b/>
-          <w:bCs/>
-          <w:lang w:val="tr-TR"/>
-        </w:rPr>
-        <w:t xml:space="preserve">Tartışma ve Paylaşım Atölyesi 3.1.</w:t>
+          <w:lang w:val="tr-TR"/>
+        </w:rPr>
+        <w:t xml:space="preserve">Öte yandan nanoparçacıkların çok küçük olmaları vücuda solunum, sindirim ve deri yoluyla girebilmelerine, hücre zarlarından geçebilmelerine neden olabilir. Üretim, kullanım ve atık aşamalarında havaya, suya ve toprağa karışan nanoparçacıklar su canlılarının solunumunu ve üremesini etkileyebilir, toprakta birikerek bitki gelişimini ve topraktaki mikroorganizmaları olumsuz etkileyebilir, yağmur sularıyla yer altı sularına taşınabilir. Bu etkilerin büyük bölümü hâlâ araştırılmaktadır. Bazı nanoteknolojik ürünler etik sorular da doğurur: Gözle görülemeyecek kadar küçük kamera ve sensörlerin kişilerin izni olmadan veri toplamak için kullanılması mahremiyeti tehdit edebilir; bu nedenle yasal düzenlemeler ve etik kurallar gereklidir.</w:t>
       </w:r>
     </w:p>
     <w:p>
@@ -2150,33 +2366,33 @@
           <w:rFonts w:ascii="Times New Roman" w:hAnsi="Times New Roman" w:cs="Times New Roman"/>
           <w:lang w:val="tr-TR"/>
         </w:rPr>
-        <w:t xml:space="preserve">Bir giyim mağazası “Gümüş nanoparçacıklı, kokusuz, hiç yıkamanıza gerek kalmayan spor tişört” reklamı yapmaktadır.</w:t>
+        <w:t xml:space="preserve">Bu nedenle nanoteknolojik ürünler; sağlık, güvenlik, etik ve sürdürülebilirlik açılarından birlikte değerlendirilmelidir. Bir ürün seçilirken ürünün gerçekten ihtiyaç duyulan bir faydası olup olmadığı, ürün etiketinde nanomalzeme içeriğinin belirtilip belirtilmediği, ürünün kullanım ömrü ve atık olduğunda çevreye etkileri sorgulanmalıdır.</w:t>
       </w:r>
     </w:p>
     <w:p>
       <w:pPr>
-        <w:pStyle w:val="ListParagraph"/>
-        <w:numPr>
-          <w:ilvl w:val="0"/>
-          <w:numId w:val="53"/>
-        </w:numPr>
+        <w:keepNext/>
+        <w:shd w:val="clear" w:color="auto" w:fill="E97132"/>
         <w:jc w:val="both"/>
         <w:rPr>
           <w:rFonts w:ascii="Times New Roman" w:hAnsi="Times New Roman" w:cs="Times New Roman"/>
+          <w:b/>
+          <w:bCs/>
           <w:lang w:val="tr-TR"/>
         </w:rPr>
       </w:pPr>
       <w:r>
         <w:rPr>
           <w:rFonts w:ascii="Times New Roman" w:hAnsi="Times New Roman" w:cs="Times New Roman"/>
-          <w:lang w:val="tr-TR"/>
-        </w:rPr>
-        <w:t xml:space="preserve">Bu reklamdaki iddiaları bilimsel bilgiler ışığında sorgulayınız. Hangi iddialar abartılı olabilir?</w:t>
+          <w:b/>
+          <w:bCs/>
+          <w:lang w:val="tr-TR"/>
+        </w:rPr>
+        <w:t xml:space="preserve">Bilgi Köşesi 3.2.</w:t>
       </w:r>
     </w:p>
     <w:p>
       <w:pPr>
-        <w:ind w:left="720"/>
         <w:jc w:val="both"/>
         <w:rPr>
           <w:rFonts w:ascii="Times New Roman" w:hAnsi="Times New Roman" w:cs="Times New Roman"/>
@@ -2188,79 +2404,7 @@
           <w:rFonts w:ascii="Times New Roman" w:hAnsi="Times New Roman" w:cs="Times New Roman"/>
           <w:lang w:val="tr-TR"/>
         </w:rPr>
-        <w:t xml:space="preserve">……………………………………………………………………………………………</w:t>
-      </w:r>
-    </w:p>
-    <w:p>
-      <w:pPr>
-        <w:ind w:left="720"/>
-        <w:jc w:val="both"/>
-        <w:rPr>
-          <w:rFonts w:ascii="Times New Roman" w:hAnsi="Times New Roman" w:cs="Times New Roman"/>
-          <w:lang w:val="tr-TR"/>
-        </w:rPr>
-      </w:pPr>
-      <w:r>
-        <w:rPr>
-          <w:rFonts w:ascii="Times New Roman" w:hAnsi="Times New Roman" w:cs="Times New Roman"/>
-          <w:lang w:val="tr-TR"/>
-        </w:rPr>
-        <w:t xml:space="preserve">……………………………………………………………………………………………</w:t>
-      </w:r>
-    </w:p>
-    <w:p>
-      <w:pPr>
-        <w:pStyle w:val="ListParagraph"/>
-        <w:numPr>
-          <w:ilvl w:val="0"/>
-          <w:numId w:val="53"/>
-        </w:numPr>
-        <w:jc w:val="both"/>
-        <w:rPr>
-          <w:rFonts w:ascii="Times New Roman" w:hAnsi="Times New Roman" w:cs="Times New Roman"/>
-          <w:lang w:val="tr-TR"/>
-        </w:rPr>
-      </w:pPr>
-      <w:r>
-        <w:rPr>
-          <w:rFonts w:ascii="Times New Roman" w:hAnsi="Times New Roman" w:cs="Times New Roman"/>
-          <w:lang w:val="tr-TR"/>
-        </w:rPr>
-        <w:t xml:space="preserve">Bu ürünü almaya karar veren bir arkadaşınıza ürünün olası çevresel etkileri konusunda neler söylerdiniz?</w:t>
-      </w:r>
-    </w:p>
-    <w:p>
-      <w:pPr>
-        <w:ind w:left="720"/>
-        <w:jc w:val="both"/>
-        <w:rPr>
-          <w:rFonts w:ascii="Times New Roman" w:hAnsi="Times New Roman" w:cs="Times New Roman"/>
-          <w:lang w:val="tr-TR"/>
-        </w:rPr>
-      </w:pPr>
-      <w:r>
-        <w:rPr>
-          <w:rFonts w:ascii="Times New Roman" w:hAnsi="Times New Roman" w:cs="Times New Roman"/>
-          <w:lang w:val="tr-TR"/>
-        </w:rPr>
-        <w:t xml:space="preserve">……………………………………………………………………………………………</w:t>
-      </w:r>
-    </w:p>
-    <w:p>
-      <w:pPr>
-        <w:ind w:left="720"/>
-        <w:jc w:val="both"/>
-        <w:rPr>
-          <w:rFonts w:ascii="Times New Roman" w:hAnsi="Times New Roman" w:cs="Times New Roman"/>
-          <w:lang w:val="tr-TR"/>
-        </w:rPr>
-      </w:pPr>
-      <w:r>
-        <w:rPr>
-          <w:rFonts w:ascii="Times New Roman" w:hAnsi="Times New Roman" w:cs="Times New Roman"/>
-          <w:lang w:val="tr-TR"/>
-        </w:rPr>
-        <w:t xml:space="preserve">……………………………………………………………………………………………</w:t>
+        <w:t xml:space="preserve">Asbest; ısıya, sürtünmeye ve kimyasallara dayanıklı, lifli yapıda doğal bir mineraldir. Bu özellikleri nedeniyle uzun yıllar yalıtım malzemelerinde, çatı levhalarında, fren balatalarında ve yanmaz giysilerde kullanılmıştır. Yıllar sonra havaya karışan çok ince asbest liflerinin solunmasının ciddi akciğer hastalıklarına ve kanserlere yol açtığı anlaşılmış, asbest ülkemiz dâhil birçok ülkede yasaklanmıştır. Ancak eski binaların yıkımı sırasında açığa çıkan lifler hâlâ risk oluşturmaktadır. Asbest örneği, yeni bir malzemenin faydaları kadar uzun süreli risklerinin de kullanıma girmeden önce araştırılmasının önemini göstermektedir. Nanoteknolojik ürünlerde benzer sorunlar yaşanmaması için hangi önlemlerin alınabileceğini arkadaşlarınızla tartışınız.</w:t>
       </w:r>
     </w:p>
     <w:p>
@@ -2352,7 +2496,7 @@
     <w:p>
       <w:pPr>
         <w:keepNext/>
-        <w:shd w:val="clear" w:color="auto" w:fill="E97132"/>
+        <w:shd w:val="clear" w:color="auto" w:fill="E59EDC"/>
         <w:jc w:val="both"/>
         <w:rPr>
           <w:rFonts w:ascii="Times New Roman" w:hAnsi="Times New Roman" w:cs="Times New Roman"/>
@@ -2368,7 +2512,7 @@
           <w:bCs/>
           <w:lang w:val="tr-TR"/>
         </w:rPr>
-        <w:t xml:space="preserve">Bilgi Köşesi 3.2.</w:t>
+        <w:t xml:space="preserve">Tartışma ve Paylaşım Atölyesi 3.1.</w:t>
       </w:r>
     </w:p>
     <w:p>
@@ -2384,12 +2528,16 @@
           <w:rFonts w:ascii="Times New Roman" w:hAnsi="Times New Roman" w:cs="Times New Roman"/>
           <w:lang w:val="tr-TR"/>
         </w:rPr>
-        <w:t xml:space="preserve">Nanoteknoloji ile ilgili aşağıdaki proje önerilerinden birini seçerek çalışabilirsiniz:</w:t>
+        <w:t xml:space="preserve">Bir giyim mağazası “Gümüş nanoparçacıklı, kokusuz, hiç yıkamanıza gerek kalmayan spor tişört” reklamı yapmaktadır.</w:t>
       </w:r>
     </w:p>
     <w:p>
       <w:pPr>
-        <w:ind w:left="360"/>
+        <w:pStyle w:val="ListParagraph"/>
+        <w:numPr>
+          <w:ilvl w:val="0"/>
+          <w:numId w:val="53"/>
+        </w:numPr>
         <w:jc w:val="both"/>
         <w:rPr>
           <w:rFonts w:ascii="Times New Roman" w:hAnsi="Times New Roman" w:cs="Times New Roman"/>
@@ -2401,12 +2549,12 @@
           <w:rFonts w:ascii="Times New Roman" w:hAnsi="Times New Roman" w:cs="Times New Roman"/>
           <w:lang w:val="tr-TR"/>
         </w:rPr>
-        <w:t xml:space="preserve">• Arama kurtarma çalışmalarını desteklemek için tasarlanan giyilebilir teknolojiler, güneş enerjisiyle çalışan konum belirleme cihazları ve hareket enerjisiyle şarj edilebilen bataryalar hakkında araştırma yapabilirsiniz.</w:t>
+        <w:t xml:space="preserve">Bu reklamdaki iddiaları bilimsel bilgiler ışığında sorgulayınız. Hangi iddialar abartılı olabilir?</w:t>
       </w:r>
     </w:p>
     <w:p>
       <w:pPr>
-        <w:ind w:left="360"/>
+        <w:ind w:left="720"/>
         <w:jc w:val="both"/>
         <w:rPr>
           <w:rFonts w:ascii="Times New Roman" w:hAnsi="Times New Roman" w:cs="Times New Roman"/>
@@ -2418,12 +2566,12 @@
           <w:rFonts w:ascii="Times New Roman" w:hAnsi="Times New Roman" w:cs="Times New Roman"/>
           <w:lang w:val="tr-TR"/>
         </w:rPr>
-        <w:t xml:space="preserve">• Nanoteknolojinin güneş pillerinin verimini artırarak karbon ayak izinin azaltılmasına nasıl katkı sağlayabileceğini araştırabilirsiniz.</w:t>
+        <w:t xml:space="preserve">……………………………………………………………………………………………</w:t>
       </w:r>
     </w:p>
     <w:p>
       <w:pPr>
-        <w:ind w:left="360"/>
+        <w:ind w:left="720"/>
         <w:jc w:val="both"/>
         <w:rPr>
           <w:rFonts w:ascii="Times New Roman" w:hAnsi="Times New Roman" w:cs="Times New Roman"/>
@@ -2435,12 +2583,16 @@
           <w:rFonts w:ascii="Times New Roman" w:hAnsi="Times New Roman" w:cs="Times New Roman"/>
           <w:lang w:val="tr-TR"/>
         </w:rPr>
-        <w:t xml:space="preserve">• Bir nanoteknolojik malzemenin üretiminden atık hâline gelmesine kadar çevreye etkilerini inceleyen bir çevre etki analizi yapabilirsiniz. Öğretmeninizin desteğiyle toplumun nanomalzemelerin çevresel etkileri hakkındaki bilgi düzeyini ölçen bir anket geliştirip uygulayabilir, sonuçlarınızı bilim sergilerinde sunabilirsiniz.</w:t>
+        <w:t xml:space="preserve">……………………………………………………………………………………………</w:t>
       </w:r>
     </w:p>
     <w:p>
       <w:pPr>
-        <w:ind w:left="360"/>
+        <w:pStyle w:val="ListParagraph"/>
+        <w:numPr>
+          <w:ilvl w:val="0"/>
+          <w:numId w:val="53"/>
+        </w:numPr>
         <w:jc w:val="both"/>
         <w:rPr>
           <w:rFonts w:ascii="Times New Roman" w:hAnsi="Times New Roman" w:cs="Times New Roman"/>
@@ -2452,7 +2604,41 @@
           <w:rFonts w:ascii="Times New Roman" w:hAnsi="Times New Roman" w:cs="Times New Roman"/>
           <w:lang w:val="tr-TR"/>
         </w:rPr>
-        <w:t xml:space="preserve">• Nanoteknolojik ürünlerin çevreye etkilerini ele alan bir belgesel izleyerek izlenimlerinizi broşür, poster ya da sunum hâline getirip arkadaşlarınızla paylaşabilirsiniz.</w:t>
+        <w:t xml:space="preserve">Bu ürünü almaya karar veren bir arkadaşınıza ürünün olası çevresel etkileri konusunda neler söylerdiniz?</w:t>
+      </w:r>
+    </w:p>
+    <w:p>
+      <w:pPr>
+        <w:ind w:left="720"/>
+        <w:jc w:val="both"/>
+        <w:rPr>
+          <w:rFonts w:ascii="Times New Roman" w:hAnsi="Times New Roman" w:cs="Times New Roman"/>
+          <w:lang w:val="tr-TR"/>
+        </w:rPr>
+      </w:pPr>
+      <w:r>
+        <w:rPr>
+          <w:rFonts w:ascii="Times New Roman" w:hAnsi="Times New Roman" w:cs="Times New Roman"/>
+          <w:lang w:val="tr-TR"/>
+        </w:rPr>
+        <w:t xml:space="preserve">……………………………………………………………………………………………</w:t>
+      </w:r>
+    </w:p>
+    <w:p>
+      <w:pPr>
+        <w:ind w:left="720"/>
+        <w:jc w:val="both"/>
+        <w:rPr>
+          <w:rFonts w:ascii="Times New Roman" w:hAnsi="Times New Roman" w:cs="Times New Roman"/>
+          <w:lang w:val="tr-TR"/>
+        </w:rPr>
+      </w:pPr>
+      <w:r>
+        <w:rPr>
+          <w:rFonts w:ascii="Times New Roman" w:hAnsi="Times New Roman" w:cs="Times New Roman"/>
+          <w:lang w:val="tr-TR"/>
+        </w:rPr>
+        <w:t xml:space="preserve">……………………………………………………………………………………………</w:t>
       </w:r>
     </w:p>
     <w:p>
@@ -2544,7 +2730,7 @@
     <w:p>
       <w:pPr>
         <w:keepNext/>
-        <w:shd w:val="clear" w:color="auto" w:fill="FFC000"/>
+        <w:shd w:val="clear" w:color="auto" w:fill="E97132"/>
         <w:jc w:val="both"/>
         <w:rPr>
           <w:rFonts w:ascii="Times New Roman" w:hAnsi="Times New Roman" w:cs="Times New Roman"/>
@@ -2560,7 +2746,7 @@
           <w:bCs/>
           <w:lang w:val="tr-TR"/>
         </w:rPr>
-        <w:t xml:space="preserve">Sıra Sizde 3.2.</w:t>
+        <w:t xml:space="preserve">Bilgi Köşesi 3.3.</w:t>
       </w:r>
     </w:p>
     <w:p>
@@ -2576,312 +2762,12 @@
           <w:rFonts w:ascii="Times New Roman" w:hAnsi="Times New Roman" w:cs="Times New Roman"/>
           <w:lang w:val="tr-TR"/>
         </w:rPr>
-        <w:t xml:space="preserve">1. Aşağıdaki tabloda verilen nanoteknolojik ürünlerin bir faydasını ve bir olası zararını yazınız.</w:t>
-      </w:r>
-    </w:p>
-    <w:tbl>
-      <w:tblPr>
-        <w:tblW w:w="9000" w:type="dxa"/>
-        <w:jc w:val="center"/>
-        <w:tblBorders>
-          <w:top w:val="single" w:sz="4" w:space="0" w:color="auto"/>
-          <w:left w:val="single" w:sz="4" w:space="0" w:color="auto"/>
-          <w:bottom w:val="single" w:sz="4" w:space="0" w:color="auto"/>
-          <w:right w:val="single" w:sz="4" w:space="0" w:color="auto"/>
-          <w:insideH w:val="single" w:sz="4" w:space="0" w:color="auto"/>
-          <w:insideV w:val="single" w:sz="4" w:space="0" w:color="auto"/>
-        </w:tblBorders>
-        <w:tblLayout w:type="fixed"/>
-        <w:tblLook w:val="04A0"/>
-      </w:tblPr>
-      <w:tblGrid>
-        <w:gridCol w:w="3400"/>
-        <w:gridCol w:w="2800"/>
-        <w:gridCol w:w="2800"/>
-      </w:tblGrid>
-      <w:tr>
-        <w:tc>
-          <w:tcPr>
-            <w:tcW w:w="3400" w:type="dxa"/>
-            <w:shd w:val="clear" w:color="auto" w:fill="D9E2F3"/>
-            <w:vAlign w:val="center"/>
-          </w:tcPr>
-          <w:p>
-            <w:pPr>
-              <w:jc w:val="left"/>
-              <w:rPr>
-                <w:rFonts w:ascii="Times New Roman" w:hAnsi="Times New Roman" w:cs="Times New Roman"/>
-                <w:b/>
-                <w:bCs/>
-                <w:lang w:val="tr-TR"/>
-              </w:rPr>
-            </w:pPr>
-            <w:r>
-              <w:rPr>
-                <w:rFonts w:ascii="Times New Roman" w:hAnsi="Times New Roman" w:cs="Times New Roman"/>
-                <w:b/>
-                <w:bCs/>
-                <w:lang w:val="tr-TR"/>
-              </w:rPr>
-              <w:t xml:space="preserve">Ürün</w:t>
-            </w:r>
-          </w:p>
-        </w:tc>
-        <w:tc>
-          <w:tcPr>
-            <w:tcW w:w="2800" w:type="dxa"/>
-            <w:shd w:val="clear" w:color="auto" w:fill="D9E2F3"/>
-            <w:vAlign w:val="center"/>
-          </w:tcPr>
-          <w:p>
-            <w:pPr>
-              <w:jc w:val="left"/>
-              <w:rPr>
-                <w:rFonts w:ascii="Times New Roman" w:hAnsi="Times New Roman" w:cs="Times New Roman"/>
-                <w:b/>
-                <w:bCs/>
-                <w:lang w:val="tr-TR"/>
-              </w:rPr>
-            </w:pPr>
-            <w:r>
-              <w:rPr>
-                <w:rFonts w:ascii="Times New Roman" w:hAnsi="Times New Roman" w:cs="Times New Roman"/>
-                <w:b/>
-                <w:bCs/>
-                <w:lang w:val="tr-TR"/>
-              </w:rPr>
-              <w:t xml:space="preserve">Fayda</w:t>
-            </w:r>
-          </w:p>
-        </w:tc>
-        <w:tc>
-          <w:tcPr>
-            <w:tcW w:w="2800" w:type="dxa"/>
-            <w:shd w:val="clear" w:color="auto" w:fill="D9E2F3"/>
-            <w:vAlign w:val="center"/>
-          </w:tcPr>
-          <w:p>
-            <w:pPr>
-              <w:jc w:val="left"/>
-              <w:rPr>
-                <w:rFonts w:ascii="Times New Roman" w:hAnsi="Times New Roman" w:cs="Times New Roman"/>
-                <w:b/>
-                <w:bCs/>
-                <w:lang w:val="tr-TR"/>
-              </w:rPr>
-            </w:pPr>
-            <w:r>
-              <w:rPr>
-                <w:rFonts w:ascii="Times New Roman" w:hAnsi="Times New Roman" w:cs="Times New Roman"/>
-                <w:b/>
-                <w:bCs/>
-                <w:lang w:val="tr-TR"/>
-              </w:rPr>
-              <w:t xml:space="preserve">Olası zarar</w:t>
-            </w:r>
-          </w:p>
-        </w:tc>
-      </w:tr>
-      <w:tr>
-        <w:trPr>
-          <w:trHeight w:val="600"/>
-        </w:trPr>
-        <w:tc>
-          <w:tcPr>
-            <w:tcW w:w="3400" w:type="dxa"/>
-            <w:vAlign w:val="center"/>
-          </w:tcPr>
-          <w:p>
-            <w:pPr>
-              <w:jc w:val="left"/>
-              <w:rPr>
-                <w:rFonts w:ascii="Times New Roman" w:hAnsi="Times New Roman" w:cs="Times New Roman"/>
-                <w:lang w:val="tr-TR"/>
-              </w:rPr>
-            </w:pPr>
-            <w:r>
-              <w:rPr>
-                <w:rFonts w:ascii="Times New Roman" w:hAnsi="Times New Roman" w:cs="Times New Roman"/>
-                <w:lang w:val="tr-TR"/>
-              </w:rPr>
-              <w:t xml:space="preserve">Gümüş nanoparçacıklı yara bandı</w:t>
-            </w:r>
-          </w:p>
-        </w:tc>
-        <w:tc>
-          <w:tcPr>
-            <w:tcW w:w="2800" w:type="dxa"/>
-            <w:vAlign w:val="center"/>
-          </w:tcPr>
-          <w:p>
-            <w:pPr>
-              <w:jc w:val="left"/>
-              <w:rPr>
-                <w:rFonts w:ascii="Times New Roman" w:hAnsi="Times New Roman" w:cs="Times New Roman"/>
-                <w:lang w:val="tr-TR"/>
-              </w:rPr>
-            </w:pPr>
-          </w:p>
-        </w:tc>
-        <w:tc>
-          <w:tcPr>
-            <w:tcW w:w="2800" w:type="dxa"/>
-            <w:vAlign w:val="center"/>
-          </w:tcPr>
-          <w:p>
-            <w:pPr>
-              <w:jc w:val="left"/>
-              <w:rPr>
-                <w:rFonts w:ascii="Times New Roman" w:hAnsi="Times New Roman" w:cs="Times New Roman"/>
-                <w:lang w:val="tr-TR"/>
-              </w:rPr>
-            </w:pPr>
-          </w:p>
-        </w:tc>
-      </w:tr>
-      <w:tr>
-        <w:trPr>
-          <w:trHeight w:val="600"/>
-        </w:trPr>
-        <w:tc>
-          <w:tcPr>
-            <w:tcW w:w="3400" w:type="dxa"/>
-            <w:vAlign w:val="center"/>
-          </w:tcPr>
-          <w:p>
-            <w:pPr>
-              <w:jc w:val="left"/>
-              <w:rPr>
-                <w:rFonts w:ascii="Times New Roman" w:hAnsi="Times New Roman" w:cs="Times New Roman"/>
-                <w:lang w:val="tr-TR"/>
-              </w:rPr>
-            </w:pPr>
-            <w:r>
-              <w:rPr>
-                <w:rFonts w:ascii="Times New Roman" w:hAnsi="Times New Roman" w:cs="Times New Roman"/>
-                <w:lang w:val="tr-TR"/>
-              </w:rPr>
-              <w:t xml:space="preserve">Nano titanyum dioksit içeren güneş kremi</w:t>
-            </w:r>
-          </w:p>
-        </w:tc>
-        <w:tc>
-          <w:tcPr>
-            <w:tcW w:w="2800" w:type="dxa"/>
-            <w:vAlign w:val="center"/>
-          </w:tcPr>
-          <w:p>
-            <w:pPr>
-              <w:jc w:val="left"/>
-              <w:rPr>
-                <w:rFonts w:ascii="Times New Roman" w:hAnsi="Times New Roman" w:cs="Times New Roman"/>
-                <w:lang w:val="tr-TR"/>
-              </w:rPr>
-            </w:pPr>
-          </w:p>
-        </w:tc>
-        <w:tc>
-          <w:tcPr>
-            <w:tcW w:w="2800" w:type="dxa"/>
-            <w:vAlign w:val="center"/>
-          </w:tcPr>
-          <w:p>
-            <w:pPr>
-              <w:jc w:val="left"/>
-              <w:rPr>
-                <w:rFonts w:ascii="Times New Roman" w:hAnsi="Times New Roman" w:cs="Times New Roman"/>
-                <w:lang w:val="tr-TR"/>
-              </w:rPr>
-            </w:pPr>
-          </w:p>
-        </w:tc>
-      </w:tr>
-      <w:tr>
-        <w:trPr>
-          <w:trHeight w:val="600"/>
-        </w:trPr>
-        <w:tc>
-          <w:tcPr>
-            <w:tcW w:w="3400" w:type="dxa"/>
-            <w:vAlign w:val="center"/>
-          </w:tcPr>
-          <w:p>
-            <w:pPr>
-              <w:jc w:val="left"/>
-              <w:rPr>
-                <w:rFonts w:ascii="Times New Roman" w:hAnsi="Times New Roman" w:cs="Times New Roman"/>
-                <w:lang w:val="tr-TR"/>
-              </w:rPr>
-            </w:pPr>
-            <w:r>
-              <w:rPr>
-                <w:rFonts w:ascii="Times New Roman" w:hAnsi="Times New Roman" w:cs="Times New Roman"/>
-                <w:lang w:val="tr-TR"/>
-              </w:rPr>
-              <w:t xml:space="preserve">Nanokil katkılı gıda ambalajı</w:t>
-            </w:r>
-          </w:p>
-        </w:tc>
-        <w:tc>
-          <w:tcPr>
-            <w:tcW w:w="2800" w:type="dxa"/>
-            <w:vAlign w:val="center"/>
-          </w:tcPr>
-          <w:p>
-            <w:pPr>
-              <w:jc w:val="left"/>
-              <w:rPr>
-                <w:rFonts w:ascii="Times New Roman" w:hAnsi="Times New Roman" w:cs="Times New Roman"/>
-                <w:lang w:val="tr-TR"/>
-              </w:rPr>
-            </w:pPr>
-          </w:p>
-        </w:tc>
-        <w:tc>
-          <w:tcPr>
-            <w:tcW w:w="2800" w:type="dxa"/>
-            <w:vAlign w:val="center"/>
-          </w:tcPr>
-          <w:p>
-            <w:pPr>
-              <w:jc w:val="left"/>
-              <w:rPr>
-                <w:rFonts w:ascii="Times New Roman" w:hAnsi="Times New Roman" w:cs="Times New Roman"/>
-                <w:lang w:val="tr-TR"/>
-              </w:rPr>
-            </w:pPr>
-          </w:p>
-        </w:tc>
-      </w:tr>
-    </w:tbl>
-    <w:p>
-      <w:pPr>
-        <w:jc w:val="both"/>
-        <w:rPr>
-          <w:rFonts w:ascii="Times New Roman" w:hAnsi="Times New Roman" w:cs="Times New Roman"/>
-          <w:lang w:val="tr-TR"/>
-        </w:rPr>
-      </w:pPr>
-    </w:p>
-    <w:p>
-      <w:pPr>
-        <w:jc w:val="both"/>
-        <w:rPr>
-          <w:rFonts w:ascii="Times New Roman" w:hAnsi="Times New Roman" w:cs="Times New Roman"/>
-          <w:lang w:val="tr-TR"/>
-        </w:rPr>
-      </w:pPr>
-      <w:r>
-        <w:rPr>
-          <w:rFonts w:ascii="Times New Roman" w:hAnsi="Times New Roman" w:cs="Times New Roman"/>
-          <w:lang w:val="tr-TR"/>
-        </w:rPr>
-        <w:t xml:space="preserve">2. Nanoparçacıkların aynı kütledeki iri parçacıklara göre daha etkin katalizör olmasının nedenini açıklayınız.</w:t>
+        <w:t xml:space="preserve">Nanoteknoloji ile ilgili aşağıdaki proje önerilerinden birini seçerek çalışabilirsiniz:</w:t>
       </w:r>
     </w:p>
     <w:p>
       <w:pPr>
-        <w:ind w:left="720"/>
+        <w:ind w:left="360"/>
         <w:jc w:val="both"/>
         <w:rPr>
           <w:rFonts w:ascii="Times New Roman" w:hAnsi="Times New Roman" w:cs="Times New Roman"/>
@@ -2893,12 +2779,12 @@
           <w:rFonts w:ascii="Times New Roman" w:hAnsi="Times New Roman" w:cs="Times New Roman"/>
           <w:lang w:val="tr-TR"/>
         </w:rPr>
-        <w:t xml:space="preserve">……………………………………………………………………………………………</w:t>
+        <w:t xml:space="preserve">• Arama kurtarma çalışmalarını desteklemek için tasarlanan giyilebilir teknolojiler, güneş enerjisiyle çalışan konum belirleme cihazları ve hareket enerjisiyle şarj edilebilen bataryalar hakkında araştırma yapabilirsiniz.</w:t>
       </w:r>
     </w:p>
     <w:p>
       <w:pPr>
-        <w:ind w:left="720"/>
+        <w:ind w:left="360"/>
         <w:jc w:val="both"/>
         <w:rPr>
           <w:rFonts w:ascii="Times New Roman" w:hAnsi="Times New Roman" w:cs="Times New Roman"/>
@@ -2910,11 +2796,12 @@
           <w:rFonts w:ascii="Times New Roman" w:hAnsi="Times New Roman" w:cs="Times New Roman"/>
           <w:lang w:val="tr-TR"/>
         </w:rPr>
-        <w:t xml:space="preserve">……………………………………………………………………………………………</w:t>
+        <w:t xml:space="preserve">• Nanoteknolojinin güneş pillerinin verimini artırarak karbon ayak izinin azaltılmasına nasıl katkı sağlayabileceğini araştırabilirsiniz.</w:t>
       </w:r>
     </w:p>
     <w:p>
       <w:pPr>
+        <w:ind w:left="360"/>
         <w:jc w:val="both"/>
         <w:rPr>
           <w:rFonts w:ascii="Times New Roman" w:hAnsi="Times New Roman" w:cs="Times New Roman"/>
@@ -2926,78 +2813,12 @@
           <w:rFonts w:ascii="Times New Roman" w:hAnsi="Times New Roman" w:cs="Times New Roman"/>
           <w:lang w:val="tr-TR"/>
         </w:rPr>
-        <w:t xml:space="preserve">3. Kenarı 1 cm olan bir küp, kenarı 1 nm olan küplere bölünürse kaç tane küp elde edilir? Toplam yüzey alanı kaç katına çıkar? (1 cm = 10</w:t>
-      </w:r>
-      <w:r>
-        <w:rPr>
-          <w:rFonts w:ascii="Times New Roman" w:hAnsi="Times New Roman" w:cs="Times New Roman"/>
-          <w:vertAlign w:val="superscript"/>
-          <w:lang w:val="tr-TR"/>
-        </w:rPr>
-        <w:t xml:space="preserve">7</w:t>
-      </w:r>
-      <w:r>
-        <w:rPr>
-          <w:rFonts w:ascii="Times New Roman" w:hAnsi="Times New Roman" w:cs="Times New Roman"/>
-          <w:lang w:val="tr-TR"/>
-        </w:rPr>
-        <w:t xml:space="preserve"> nm)</w:t>
-      </w:r>
-    </w:p>
-    <w:tbl>
-      <w:tblPr>
-        <w:tblW w:w="9000" w:type="dxa"/>
-        <w:jc w:val="center"/>
-        <w:tblBorders>
-          <w:top w:val="single" w:sz="8" w:space="0" w:color="7F7F7F"/>
-          <w:left w:val="single" w:sz="8" w:space="0" w:color="7F7F7F"/>
-          <w:bottom w:val="single" w:sz="8" w:space="0" w:color="7F7F7F"/>
-          <w:right w:val="single" w:sz="8" w:space="0" w:color="7F7F7F"/>
-        </w:tblBorders>
-      </w:tblPr>
-      <w:tblGrid>
-        <w:gridCol w:w="9000"/>
-      </w:tblGrid>
-      <w:tr>
-        <w:trPr>
-          <w:trHeight w:val="1300"/>
-        </w:trPr>
-        <w:tc>
-          <w:tcPr>
-            <w:tcW w:w="9000" w:type="dxa"/>
-          </w:tcPr>
-          <w:p/>
-        </w:tc>
-      </w:tr>
-    </w:tbl>
-    <w:p>
-      <w:pPr>
-        <w:jc w:val="both"/>
-        <w:rPr>
-          <w:rFonts w:ascii="Times New Roman" w:hAnsi="Times New Roman" w:cs="Times New Roman"/>
-          <w:lang w:val="tr-TR"/>
-        </w:rPr>
-      </w:pPr>
-    </w:p>
-    <w:p>
-      <w:pPr>
-        <w:jc w:val="both"/>
-        <w:rPr>
-          <w:rFonts w:ascii="Times New Roman" w:hAnsi="Times New Roman" w:cs="Times New Roman"/>
-          <w:lang w:val="tr-TR"/>
-        </w:rPr>
-      </w:pPr>
-      <w:r>
-        <w:rPr>
-          <w:rFonts w:ascii="Times New Roman" w:hAnsi="Times New Roman" w:cs="Times New Roman"/>
-          <w:lang w:val="tr-TR"/>
-        </w:rPr>
-        <w:t xml:space="preserve">4. Nanoteknolojik ürünlerin seçiminde dikkate alınması gereken üç ölçüt yazınız.</w:t>
+        <w:t xml:space="preserve">• Bir nanoteknolojik malzemenin üretiminden atık hâline gelmesine kadar çevreye etkilerini inceleyen bir çevre etki analizi yapabilirsiniz. Öğretmeninizin desteğiyle toplumun nanomalzemelerin çevresel etkileri hakkındaki bilgi düzeyini ölçen bir anket geliştirip uygulayabilir, sonuçlarınızı bilim sergilerinde sunabilirsiniz.</w:t>
       </w:r>
     </w:p>
     <w:p>
       <w:pPr>
-        <w:ind w:left="720"/>
+        <w:ind w:left="360"/>
         <w:jc w:val="both"/>
         <w:rPr>
           <w:rFonts w:ascii="Times New Roman" w:hAnsi="Times New Roman" w:cs="Times New Roman"/>
@@ -3009,24 +2830,7 @@
           <w:rFonts w:ascii="Times New Roman" w:hAnsi="Times New Roman" w:cs="Times New Roman"/>
           <w:lang w:val="tr-TR"/>
         </w:rPr>
-        <w:t xml:space="preserve">……………………………………………………………………………………………</w:t>
-      </w:r>
-    </w:p>
-    <w:p>
-      <w:pPr>
-        <w:ind w:left="720"/>
-        <w:jc w:val="both"/>
-        <w:rPr>
-          <w:rFonts w:ascii="Times New Roman" w:hAnsi="Times New Roman" w:cs="Times New Roman"/>
-          <w:lang w:val="tr-TR"/>
-        </w:rPr>
-      </w:pPr>
-      <w:r>
-        <w:rPr>
-          <w:rFonts w:ascii="Times New Roman" w:hAnsi="Times New Roman" w:cs="Times New Roman"/>
-          <w:lang w:val="tr-TR"/>
-        </w:rPr>
-        <w:t xml:space="preserve">……………………………………………………………………………………………</w:t>
+        <w:t xml:space="preserve">• Nanoteknolojik ürünlerin çevreye etkilerini ele alan bir belgesel izleyerek izlenimlerinizi broşür, poster ya da sunum hâline getirip arkadaşlarınızla paylaşabilirsiniz.</w:t>
       </w:r>
     </w:p>
     <w:p>
@@ -3117,6 +2921,580 @@
     </w:p>
     <w:p>
       <w:pPr>
+        <w:keepNext/>
+        <w:shd w:val="clear" w:color="auto" w:fill="FFC000"/>
+        <w:jc w:val="both"/>
+        <w:rPr>
+          <w:rFonts w:ascii="Times New Roman" w:hAnsi="Times New Roman" w:cs="Times New Roman"/>
+          <w:b/>
+          <w:bCs/>
+          <w:lang w:val="tr-TR"/>
+        </w:rPr>
+      </w:pPr>
+      <w:r>
+        <w:rPr>
+          <w:rFonts w:ascii="Times New Roman" w:hAnsi="Times New Roman" w:cs="Times New Roman"/>
+          <w:b/>
+          <w:bCs/>
+          <w:lang w:val="tr-TR"/>
+        </w:rPr>
+        <w:t xml:space="preserve">Sıra Sizde 3.2.</w:t>
+      </w:r>
+    </w:p>
+    <w:p>
+      <w:pPr>
+        <w:jc w:val="both"/>
+        <w:rPr>
+          <w:rFonts w:ascii="Times New Roman" w:hAnsi="Times New Roman" w:cs="Times New Roman"/>
+          <w:lang w:val="tr-TR"/>
+        </w:rPr>
+      </w:pPr>
+      <w:r>
+        <w:rPr>
+          <w:rFonts w:ascii="Times New Roman" w:hAnsi="Times New Roman" w:cs="Times New Roman"/>
+          <w:lang w:val="tr-TR"/>
+        </w:rPr>
+        <w:t xml:space="preserve">1. Aşağıdaki tabloda verilen nanoteknolojik ürünlerin bir faydasını ve bir olası zararını yazınız.</w:t>
+      </w:r>
+    </w:p>
+    <w:tbl>
+      <w:tblPr>
+        <w:tblW w:w="9000" w:type="dxa"/>
+        <w:jc w:val="center"/>
+        <w:tblBorders>
+          <w:top w:val="single" w:sz="4" w:space="0" w:color="auto"/>
+          <w:left w:val="single" w:sz="4" w:space="0" w:color="auto"/>
+          <w:bottom w:val="single" w:sz="4" w:space="0" w:color="auto"/>
+          <w:right w:val="single" w:sz="4" w:space="0" w:color="auto"/>
+          <w:insideH w:val="single" w:sz="4" w:space="0" w:color="auto"/>
+          <w:insideV w:val="single" w:sz="4" w:space="0" w:color="auto"/>
+        </w:tblBorders>
+        <w:tblLayout w:type="fixed"/>
+        <w:tblLook w:val="04A0"/>
+      </w:tblPr>
+      <w:tblGrid>
+        <w:gridCol w:w="3400"/>
+        <w:gridCol w:w="2800"/>
+        <w:gridCol w:w="2800"/>
+      </w:tblGrid>
+      <w:tr>
+        <w:tc>
+          <w:tcPr>
+            <w:tcW w:w="3400" w:type="dxa"/>
+            <w:shd w:val="clear" w:color="auto" w:fill="D9E2F3"/>
+            <w:vAlign w:val="center"/>
+          </w:tcPr>
+          <w:p>
+            <w:pPr>
+              <w:jc w:val="left"/>
+              <w:rPr>
+                <w:rFonts w:ascii="Times New Roman" w:hAnsi="Times New Roman" w:cs="Times New Roman"/>
+                <w:b/>
+                <w:bCs/>
+                <w:lang w:val="tr-TR"/>
+              </w:rPr>
+            </w:pPr>
+            <w:r>
+              <w:rPr>
+                <w:rFonts w:ascii="Times New Roman" w:hAnsi="Times New Roman" w:cs="Times New Roman"/>
+                <w:b/>
+                <w:bCs/>
+                <w:lang w:val="tr-TR"/>
+              </w:rPr>
+              <w:t xml:space="preserve">Ürün</w:t>
+            </w:r>
+          </w:p>
+        </w:tc>
+        <w:tc>
+          <w:tcPr>
+            <w:tcW w:w="2800" w:type="dxa"/>
+            <w:shd w:val="clear" w:color="auto" w:fill="D9E2F3"/>
+            <w:vAlign w:val="center"/>
+          </w:tcPr>
+          <w:p>
+            <w:pPr>
+              <w:jc w:val="left"/>
+              <w:rPr>
+                <w:rFonts w:ascii="Times New Roman" w:hAnsi="Times New Roman" w:cs="Times New Roman"/>
+                <w:b/>
+                <w:bCs/>
+                <w:lang w:val="tr-TR"/>
+              </w:rPr>
+            </w:pPr>
+            <w:r>
+              <w:rPr>
+                <w:rFonts w:ascii="Times New Roman" w:hAnsi="Times New Roman" w:cs="Times New Roman"/>
+                <w:b/>
+                <w:bCs/>
+                <w:lang w:val="tr-TR"/>
+              </w:rPr>
+              <w:t xml:space="preserve">Fayda</w:t>
+            </w:r>
+          </w:p>
+        </w:tc>
+        <w:tc>
+          <w:tcPr>
+            <w:tcW w:w="2800" w:type="dxa"/>
+            <w:shd w:val="clear" w:color="auto" w:fill="D9E2F3"/>
+            <w:vAlign w:val="center"/>
+          </w:tcPr>
+          <w:p>
+            <w:pPr>
+              <w:jc w:val="left"/>
+              <w:rPr>
+                <w:rFonts w:ascii="Times New Roman" w:hAnsi="Times New Roman" w:cs="Times New Roman"/>
+                <w:b/>
+                <w:bCs/>
+                <w:lang w:val="tr-TR"/>
+              </w:rPr>
+            </w:pPr>
+            <w:r>
+              <w:rPr>
+                <w:rFonts w:ascii="Times New Roman" w:hAnsi="Times New Roman" w:cs="Times New Roman"/>
+                <w:b/>
+                <w:bCs/>
+                <w:lang w:val="tr-TR"/>
+              </w:rPr>
+              <w:t xml:space="preserve">Olası zarar</w:t>
+            </w:r>
+          </w:p>
+        </w:tc>
+      </w:tr>
+      <w:tr>
+        <w:trPr>
+          <w:trHeight w:val="600"/>
+        </w:trPr>
+        <w:tc>
+          <w:tcPr>
+            <w:tcW w:w="3400" w:type="dxa"/>
+            <w:vAlign w:val="center"/>
+          </w:tcPr>
+          <w:p>
+            <w:pPr>
+              <w:jc w:val="left"/>
+              <w:rPr>
+                <w:rFonts w:ascii="Times New Roman" w:hAnsi="Times New Roman" w:cs="Times New Roman"/>
+                <w:lang w:val="tr-TR"/>
+              </w:rPr>
+            </w:pPr>
+            <w:r>
+              <w:rPr>
+                <w:rFonts w:ascii="Times New Roman" w:hAnsi="Times New Roman" w:cs="Times New Roman"/>
+                <w:lang w:val="tr-TR"/>
+              </w:rPr>
+              <w:t xml:space="preserve">Gümüş nanoparçacıklı yara bandı</w:t>
+            </w:r>
+          </w:p>
+        </w:tc>
+        <w:tc>
+          <w:tcPr>
+            <w:tcW w:w="2800" w:type="dxa"/>
+            <w:vAlign w:val="center"/>
+          </w:tcPr>
+          <w:p>
+            <w:pPr>
+              <w:jc w:val="left"/>
+              <w:rPr>
+                <w:rFonts w:ascii="Times New Roman" w:hAnsi="Times New Roman" w:cs="Times New Roman"/>
+                <w:lang w:val="tr-TR"/>
+              </w:rPr>
+            </w:pPr>
+          </w:p>
+        </w:tc>
+        <w:tc>
+          <w:tcPr>
+            <w:tcW w:w="2800" w:type="dxa"/>
+            <w:vAlign w:val="center"/>
+          </w:tcPr>
+          <w:p>
+            <w:pPr>
+              <w:jc w:val="left"/>
+              <w:rPr>
+                <w:rFonts w:ascii="Times New Roman" w:hAnsi="Times New Roman" w:cs="Times New Roman"/>
+                <w:lang w:val="tr-TR"/>
+              </w:rPr>
+            </w:pPr>
+          </w:p>
+        </w:tc>
+      </w:tr>
+      <w:tr>
+        <w:trPr>
+          <w:trHeight w:val="600"/>
+        </w:trPr>
+        <w:tc>
+          <w:tcPr>
+            <w:tcW w:w="3400" w:type="dxa"/>
+            <w:vAlign w:val="center"/>
+          </w:tcPr>
+          <w:p>
+            <w:pPr>
+              <w:jc w:val="left"/>
+              <w:rPr>
+                <w:rFonts w:ascii="Times New Roman" w:hAnsi="Times New Roman" w:cs="Times New Roman"/>
+                <w:lang w:val="tr-TR"/>
+              </w:rPr>
+            </w:pPr>
+            <w:r>
+              <w:rPr>
+                <w:rFonts w:ascii="Times New Roman" w:hAnsi="Times New Roman" w:cs="Times New Roman"/>
+                <w:lang w:val="tr-TR"/>
+              </w:rPr>
+              <w:t xml:space="preserve">Nano titanyum dioksit içeren güneş kremi</w:t>
+            </w:r>
+          </w:p>
+        </w:tc>
+        <w:tc>
+          <w:tcPr>
+            <w:tcW w:w="2800" w:type="dxa"/>
+            <w:vAlign w:val="center"/>
+          </w:tcPr>
+          <w:p>
+            <w:pPr>
+              <w:jc w:val="left"/>
+              <w:rPr>
+                <w:rFonts w:ascii="Times New Roman" w:hAnsi="Times New Roman" w:cs="Times New Roman"/>
+                <w:lang w:val="tr-TR"/>
+              </w:rPr>
+            </w:pPr>
+          </w:p>
+        </w:tc>
+        <w:tc>
+          <w:tcPr>
+            <w:tcW w:w="2800" w:type="dxa"/>
+            <w:vAlign w:val="center"/>
+          </w:tcPr>
+          <w:p>
+            <w:pPr>
+              <w:jc w:val="left"/>
+              <w:rPr>
+                <w:rFonts w:ascii="Times New Roman" w:hAnsi="Times New Roman" w:cs="Times New Roman"/>
+                <w:lang w:val="tr-TR"/>
+              </w:rPr>
+            </w:pPr>
+          </w:p>
+        </w:tc>
+      </w:tr>
+      <w:tr>
+        <w:trPr>
+          <w:trHeight w:val="600"/>
+        </w:trPr>
+        <w:tc>
+          <w:tcPr>
+            <w:tcW w:w="3400" w:type="dxa"/>
+            <w:vAlign w:val="center"/>
+          </w:tcPr>
+          <w:p>
+            <w:pPr>
+              <w:jc w:val="left"/>
+              <w:rPr>
+                <w:rFonts w:ascii="Times New Roman" w:hAnsi="Times New Roman" w:cs="Times New Roman"/>
+                <w:lang w:val="tr-TR"/>
+              </w:rPr>
+            </w:pPr>
+            <w:r>
+              <w:rPr>
+                <w:rFonts w:ascii="Times New Roman" w:hAnsi="Times New Roman" w:cs="Times New Roman"/>
+                <w:lang w:val="tr-TR"/>
+              </w:rPr>
+              <w:t xml:space="preserve">Nanokil katkılı gıda ambalajı</w:t>
+            </w:r>
+          </w:p>
+        </w:tc>
+        <w:tc>
+          <w:tcPr>
+            <w:tcW w:w="2800" w:type="dxa"/>
+            <w:vAlign w:val="center"/>
+          </w:tcPr>
+          <w:p>
+            <w:pPr>
+              <w:jc w:val="left"/>
+              <w:rPr>
+                <w:rFonts w:ascii="Times New Roman" w:hAnsi="Times New Roman" w:cs="Times New Roman"/>
+                <w:lang w:val="tr-TR"/>
+              </w:rPr>
+            </w:pPr>
+          </w:p>
+        </w:tc>
+        <w:tc>
+          <w:tcPr>
+            <w:tcW w:w="2800" w:type="dxa"/>
+            <w:vAlign w:val="center"/>
+          </w:tcPr>
+          <w:p>
+            <w:pPr>
+              <w:jc w:val="left"/>
+              <w:rPr>
+                <w:rFonts w:ascii="Times New Roman" w:hAnsi="Times New Roman" w:cs="Times New Roman"/>
+                <w:lang w:val="tr-TR"/>
+              </w:rPr>
+            </w:pPr>
+          </w:p>
+        </w:tc>
+      </w:tr>
+    </w:tbl>
+    <w:p>
+      <w:pPr>
+        <w:jc w:val="both"/>
+        <w:rPr>
+          <w:rFonts w:ascii="Times New Roman" w:hAnsi="Times New Roman" w:cs="Times New Roman"/>
+          <w:lang w:val="tr-TR"/>
+        </w:rPr>
+      </w:pPr>
+    </w:p>
+    <w:p>
+      <w:pPr>
+        <w:jc w:val="both"/>
+        <w:rPr>
+          <w:rFonts w:ascii="Times New Roman" w:hAnsi="Times New Roman" w:cs="Times New Roman"/>
+          <w:lang w:val="tr-TR"/>
+        </w:rPr>
+      </w:pPr>
+      <w:r>
+        <w:rPr>
+          <w:rFonts w:ascii="Times New Roman" w:hAnsi="Times New Roman" w:cs="Times New Roman"/>
+          <w:lang w:val="tr-TR"/>
+        </w:rPr>
+        <w:t xml:space="preserve">2. Nanoparçacıkların aynı kütledeki iri parçacıklara göre daha etkin katalizör olmasının nedenini açıklayınız.</w:t>
+      </w:r>
+    </w:p>
+    <w:p>
+      <w:pPr>
+        <w:ind w:left="720"/>
+        <w:jc w:val="both"/>
+        <w:rPr>
+          <w:rFonts w:ascii="Times New Roman" w:hAnsi="Times New Roman" w:cs="Times New Roman"/>
+          <w:lang w:val="tr-TR"/>
+        </w:rPr>
+      </w:pPr>
+      <w:r>
+        <w:rPr>
+          <w:rFonts w:ascii="Times New Roman" w:hAnsi="Times New Roman" w:cs="Times New Roman"/>
+          <w:lang w:val="tr-TR"/>
+        </w:rPr>
+        <w:t xml:space="preserve">……………………………………………………………………………………………</w:t>
+      </w:r>
+    </w:p>
+    <w:p>
+      <w:pPr>
+        <w:ind w:left="720"/>
+        <w:jc w:val="both"/>
+        <w:rPr>
+          <w:rFonts w:ascii="Times New Roman" w:hAnsi="Times New Roman" w:cs="Times New Roman"/>
+          <w:lang w:val="tr-TR"/>
+        </w:rPr>
+      </w:pPr>
+      <w:r>
+        <w:rPr>
+          <w:rFonts w:ascii="Times New Roman" w:hAnsi="Times New Roman" w:cs="Times New Roman"/>
+          <w:lang w:val="tr-TR"/>
+        </w:rPr>
+        <w:t xml:space="preserve">……………………………………………………………………………………………</w:t>
+      </w:r>
+    </w:p>
+    <w:p>
+      <w:pPr>
+        <w:jc w:val="both"/>
+        <w:rPr>
+          <w:rFonts w:ascii="Times New Roman" w:hAnsi="Times New Roman" w:cs="Times New Roman"/>
+          <w:lang w:val="tr-TR"/>
+        </w:rPr>
+      </w:pPr>
+      <w:r>
+        <w:rPr>
+          <w:rFonts w:ascii="Times New Roman" w:hAnsi="Times New Roman" w:cs="Times New Roman"/>
+          <w:lang w:val="tr-TR"/>
+        </w:rPr>
+        <w:t xml:space="preserve">3. Kenarı 1 cm olan bir küp, kenarı 1 nm olan küplere bölünürse kaç tane küp elde edilir? Toplam yüzey alanı kaç katına çıkar? (1 cm = 10</w:t>
+      </w:r>
+      <w:r>
+        <w:rPr>
+          <w:rFonts w:ascii="Times New Roman" w:hAnsi="Times New Roman" w:cs="Times New Roman"/>
+          <w:vertAlign w:val="superscript"/>
+          <w:lang w:val="tr-TR"/>
+        </w:rPr>
+        <w:t xml:space="preserve">7</w:t>
+      </w:r>
+      <w:r>
+        <w:rPr>
+          <w:rFonts w:ascii="Times New Roman" w:hAnsi="Times New Roman" w:cs="Times New Roman"/>
+          <w:lang w:val="tr-TR"/>
+        </w:rPr>
+        <w:t xml:space="preserve"> nm)</w:t>
+      </w:r>
+    </w:p>
+    <w:tbl>
+      <w:tblPr>
+        <w:tblW w:w="9000" w:type="dxa"/>
+        <w:jc w:val="center"/>
+        <w:tblBorders>
+          <w:top w:val="single" w:sz="8" w:space="0" w:color="7F7F7F"/>
+          <w:left w:val="single" w:sz="8" w:space="0" w:color="7F7F7F"/>
+          <w:bottom w:val="single" w:sz="8" w:space="0" w:color="7F7F7F"/>
+          <w:right w:val="single" w:sz="8" w:space="0" w:color="7F7F7F"/>
+        </w:tblBorders>
+      </w:tblPr>
+      <w:tblGrid>
+        <w:gridCol w:w="9000"/>
+      </w:tblGrid>
+      <w:tr>
+        <w:trPr>
+          <w:trHeight w:val="1300"/>
+        </w:trPr>
+        <w:tc>
+          <w:tcPr>
+            <w:tcW w:w="9000" w:type="dxa"/>
+          </w:tcPr>
+          <w:p/>
+        </w:tc>
+      </w:tr>
+    </w:tbl>
+    <w:p>
+      <w:pPr>
+        <w:jc w:val="both"/>
+        <w:rPr>
+          <w:rFonts w:ascii="Times New Roman" w:hAnsi="Times New Roman" w:cs="Times New Roman"/>
+          <w:lang w:val="tr-TR"/>
+        </w:rPr>
+      </w:pPr>
+    </w:p>
+    <w:p>
+      <w:pPr>
+        <w:jc w:val="both"/>
+        <w:rPr>
+          <w:rFonts w:ascii="Times New Roman" w:hAnsi="Times New Roman" w:cs="Times New Roman"/>
+          <w:lang w:val="tr-TR"/>
+        </w:rPr>
+      </w:pPr>
+      <w:r>
+        <w:rPr>
+          <w:rFonts w:ascii="Times New Roman" w:hAnsi="Times New Roman" w:cs="Times New Roman"/>
+          <w:lang w:val="tr-TR"/>
+        </w:rPr>
+        <w:t xml:space="preserve">4. Nanoteknolojik ürünlerin seçiminde dikkate alınması gereken üç ölçüt yazınız.</w:t>
+      </w:r>
+    </w:p>
+    <w:p>
+      <w:pPr>
+        <w:ind w:left="720"/>
+        <w:jc w:val="both"/>
+        <w:rPr>
+          <w:rFonts w:ascii="Times New Roman" w:hAnsi="Times New Roman" w:cs="Times New Roman"/>
+          <w:lang w:val="tr-TR"/>
+        </w:rPr>
+      </w:pPr>
+      <w:r>
+        <w:rPr>
+          <w:rFonts w:ascii="Times New Roman" w:hAnsi="Times New Roman" w:cs="Times New Roman"/>
+          <w:lang w:val="tr-TR"/>
+        </w:rPr>
+        <w:t xml:space="preserve">……………………………………………………………………………………………</w:t>
+      </w:r>
+    </w:p>
+    <w:p>
+      <w:pPr>
+        <w:ind w:left="720"/>
+        <w:jc w:val="both"/>
+        <w:rPr>
+          <w:rFonts w:ascii="Times New Roman" w:hAnsi="Times New Roman" w:cs="Times New Roman"/>
+          <w:lang w:val="tr-TR"/>
+        </w:rPr>
+      </w:pPr>
+      <w:r>
+        <w:rPr>
+          <w:rFonts w:ascii="Times New Roman" w:hAnsi="Times New Roman" w:cs="Times New Roman"/>
+          <w:lang w:val="tr-TR"/>
+        </w:rPr>
+        <w:t xml:space="preserve">……………………………………………………………………………………………</w:t>
+      </w:r>
+    </w:p>
+    <w:p>
+      <w:pPr>
+        <w:pStyle w:val="ListParagraph"/>
+        <w:ind w:left="1080"/>
+        <w:jc w:val="both"/>
+        <w:rPr>
+          <w:rFonts w:ascii="Times New Roman" w:hAnsi="Times New Roman" w:cs="Times New Roman"/>
+          <w:lang w:val="tr-TR"/>
+        </w:rPr>
+      </w:pPr>
+      <w:r>
+        <w:rPr>
+          <w:noProof/>
+          <w:lang w:val="tr-TR"/>
+        </w:rPr>
+        <mc:AlternateContent>
+          <mc:Choice Requires="wps">
+            <w:drawing>
+              <wp:anchor distT="0" distB="0" distL="114300" distR="114300" simplePos="0" relativeHeight="251659264" behindDoc="0" locked="0" layoutInCell="1" allowOverlap="1">
+                <wp:simplePos x="0" y="0"/>
+                <wp:positionH relativeFrom="column">
+                  <wp:posOffset>498916</wp:posOffset>
+                </wp:positionH>
+                <wp:positionV relativeFrom="paragraph">
+                  <wp:posOffset>170180</wp:posOffset>
+                </wp:positionV>
+                <wp:extent cx="5538486" cy="0"/>
+                <wp:effectExtent l="0" t="12700" r="24130" b="12700"/>
+                <wp:wrapNone/>
+                <wp:docPr id="900006" name="Straight Connector 1"/>
+                <wp:cNvGraphicFramePr/>
+                <a:graphic xmlns:a="http://schemas.openxmlformats.org/drawingml/2006/main">
+                  <a:graphicData uri="http://schemas.microsoft.com/office/word/2010/wordprocessingShape">
+                    <wps:wsp>
+                      <wps:cNvCnPr/>
+                      <wps:spPr>
+                        <a:xfrm flipV="1">
+                          <a:off x="0" y="0"/>
+                          <a:ext cx="5538486" cy="0"/>
+                        </a:xfrm>
+                        <a:prstGeom prst="line">
+                          <a:avLst/>
+                        </a:prstGeom>
+                        <a:ln w="19050">
+                          <a:solidFill>
+                            <a:schemeClr val="tx2">
+                              <a:lumMod val="50000"/>
+                              <a:lumOff val="50000"/>
+                            </a:schemeClr>
+                          </a:solidFill>
+                        </a:ln>
+                      </wps:spPr>
+                      <wps:style>
+                        <a:lnRef idx="1">
+                          <a:schemeClr val="accent1"/>
+                        </a:lnRef>
+                        <a:fillRef idx="0">
+                          <a:schemeClr val="accent1"/>
+                        </a:fillRef>
+                        <a:effectRef idx="0">
+                          <a:schemeClr val="accent1"/>
+                        </a:effectRef>
+                        <a:fontRef idx="minor">
+                          <a:schemeClr val="tx1"/>
+                        </a:fontRef>
+                      </wps:style>
+                      <wps:bodyPr/>
+                    </wps:wsp>
+                  </a:graphicData>
+                </a:graphic>
+                <wp14:sizeRelV relativeFrom="margin">
+                  <wp14:pctHeight>0</wp14:pctHeight>
+                </wp14:sizeRelV>
+              </wp:anchor>
+            </w:drawing>
+          </mc:Choice>
+          <mc:Fallback>
+            <w:pict>
+              <v:line id="Straight Connector 1" o:spid="_x0000_s1026" style="position:absolute;flip:y;z-index:251659264;visibility:visible;mso-wrap-style:square;mso-height-percent:0;mso-wrap-distance-left:9pt;mso-wrap-distance-top:0;mso-wrap-distance-right:9pt;mso-wrap-distance-bottom:0;mso-position-horizontal:absolute;mso-position-horizontal-relative:text;mso-position-vertical:absolute;mso-position-vertical-relative:text;mso-height-percent:0;mso-height-relative:margin" from="39.3pt,13.4pt" to="475.4pt,13.4pt" o:gfxdata="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" strokecolor="#4e95d9 [1631]" strokeweight="1.5pt">
+                <v:stroke joinstyle="miter"/>
+              </v:line>
+            </w:pict>
+          </mc:Fallback>
+        </mc:AlternateContent>
+      </w:r>
+    </w:p>
+    <w:p>
+      <w:pPr>
         <w:jc w:val="both"/>
         <w:rPr>
           <w:rFonts w:ascii="Times New Roman" w:hAnsi="Times New Roman" w:cs="Times New Roman"/>
@@ -3157,7 +3535,7 @@
                 <wp:extent cx="1955800" cy="615950"/>
                 <wp:effectExtent l="0" t="0" r="12700" b="19050"/>
                 <wp:wrapTopAndBottom/>
-                <wp:docPr id="900006" name="Rectangle 7"/>
+                <wp:docPr id="900007" name="Rectangle 7"/>
                 <wp:cNvGraphicFramePr/>
                 <a:graphic xmlns:a="http://schemas.openxmlformats.org/drawingml/2006/main">
                   <a:graphicData uri="http://schemas.microsoft.com/office/word/2010/wordprocessingShape">

--- a/Kim11-3-2-Nanoteknolojik-Urunler.docx
+++ b/Kim11-3-2-Nanoteknolojik-Urunler.docx
@@ -36,29 +36,13 @@
           <w:rFonts w:ascii="Times New Roman" w:hAnsi="Times New Roman" w:cs="Times New Roman"/>
           <w:lang w:val="tr-TR"/>
         </w:rPr>
-        <w:t xml:space="preserve">Bir metrenin milyarda birine </w:t>
+        <w:t xml:space="preserve">Güneş kremlerinin (Görsel A) bazıları cilde sürüldüğünde beyaz bir tabaka bırakırken bazıları hiç iz bırakmaz. İri parçalar hâlinde sarı renkte görülen altın da çok küçük parçacıklar hâline getirildiğinde kırmızı ya da mor renkte görünebilir. Bu parçacıkların boyutları, metrenin milyarda biri olan nanometre (1 nm = 10</w:t>
       </w:r>
       <w:r>
         <w:rPr>
           <w:rFonts w:ascii="Times New Roman" w:hAnsi="Times New Roman" w:cs="Times New Roman"/>
-          <w:b/>
-          <w:bCs/>
-          <w:lang w:val="tr-TR"/>
-        </w:rPr>
-        <w:t xml:space="preserve">nanometre</w:t>
-      </w:r>
-      <w:r>
-        <w:rPr>
-          <w:rFonts w:ascii="Times New Roman" w:hAnsi="Times New Roman" w:cs="Times New Roman"/>
-          <w:lang w:val="tr-TR"/>
-        </w:rPr>
-        <w:t xml:space="preserve"> (1 nm = 10</w:t>
-      </w:r>
-      <w:r>
-        <w:rPr>
-          <w:rFonts w:ascii="Times New Roman" w:hAnsi="Times New Roman" w:cs="Times New Roman"/>
+          <w:lang w:val="tr-TR"/>
           <w:vertAlign w:val="superscript"/>
-          <w:lang w:val="tr-TR"/>
         </w:rPr>
         <w:t xml:space="preserve">-9</w:t>
       </w:r>
@@ -67,23 +51,7 @@
           <w:rFonts w:ascii="Times New Roman" w:hAnsi="Times New Roman" w:cs="Times New Roman"/>
           <w:lang w:val="tr-TR"/>
         </w:rPr>
-        <w:t xml:space="preserve"> m) denir. Bir saç telinin kalınlığı yaklaşık 80 000-100 000 nm’dir. En az bir boyutu yaklaşık 1-100 nm arasında olan maddeler nanomalzeme olarak adlandırılır. Maddeler bu boyutlara indiğinde renk, iletkenlik, tepkime verme yatkınlığı ve antibakteriyel etki gibi özellikleri büyük ölçüde değişebilir. Örneğin altın, iri parçalar hâlinde sarı renkli iken nanoparçacık hâlinde kırmızı ya da mor renkte görünebilir. Maddenin nanometre boyutunda incelenmesi, tasarlanması ve kullanılmasına </w:t>
-      </w:r>
-      <w:r>
-        <w:rPr>
-          <w:rFonts w:ascii="Times New Roman" w:hAnsi="Times New Roman" w:cs="Times New Roman"/>
-          <w:b/>
-          <w:bCs/>
-          <w:lang w:val="tr-TR"/>
-        </w:rPr>
-        <w:t xml:space="preserve">nanoteknoloji</w:t>
-      </w:r>
-      <w:r>
-        <w:rPr>
-          <w:rFonts w:ascii="Times New Roman" w:hAnsi="Times New Roman" w:cs="Times New Roman"/>
-          <w:lang w:val="tr-TR"/>
-        </w:rPr>
-        <w:t xml:space="preserve"> denir. Günümüzde güneş kremlerinden (Görsel A) kokuyu önleyen çoraplara, kendi kendini temizleyen camlardan hedefe yönelik ilaçlara kadar pek çok üründe nanoteknoloji kullanılmaktadır. Peki bu ürünler yalnızca fayda mı sağlar? Bir etkinlik yaparak nanoteknolojik ürünleri eleştirel bir bakış açısıyla değerlendiriniz.</w:t>
+        <w:t xml:space="preserve"> m) ile ölçülür; karşılaştırma için bir saç telinin kalınlığı yaklaşık 80 000-100 000 nm’dir (Görsel B). Peki, aynı madde yalnızca boyutu küçüldüğünde neden farklı renk, iletkenlik, tepkime verme yatkınlığı ya da antibakteriyel etki gösterebilir? Günümüzde güneş kremlerinden kokuyu önleyen çoraplara, kendi kendini temizleyen camlardan hedefe yönelik ilaçlara kadar pek çok ürün, maddelerin bu boyutlarda kazandığı özelliklerden yararlanılarak üretilmektedir. Peki bu ürünler yalnızca fayda mı sağlar? Bir etkinlik yaparak nanoteknolojik ürünleri eleştirel bir bakış açısıyla değerlendiriniz.</w:t>
       </w:r>
     </w:p>
     <w:tbl>
@@ -2318,7 +2286,7 @@
           <w:rFonts w:ascii="Times New Roman" w:hAnsi="Times New Roman" w:cs="Times New Roman"/>
           <w:lang w:val="tr-TR"/>
         </w:rPr>
-        <w:t xml:space="preserve">Nanoteknoloji, maddenin yaklaşık 1-100 nm boyutlarında incelenmesi ve bu boyutlarda ortaya çıkan özelliklerin yeni ürünler geliştirmek için kullanılmasıdır. Bir madde küçük parçalara bölündükçe yüzeyindeki tanecik sayısının toplam tanecik sayısına oranı artar. 1. temada temas yüzeyinin tepkime hızına etkisini incelemiştiniz. Nanoparçacıkların yüzey alanı aynı kütledeki iri parçacıklara göre çok daha büyük olduğu için nanoparçacıklar daha etkin katalizörler, daha güçlü antibakteriyel malzemeler ya da daha hassas sensörler olarak kullanılabilir. Bu boyutta ışıkla etkileşim de değiştiği için nanoparçacıklar farklı renkler ve optik özellikler gösterebilir.</w:t>
+        <w:t xml:space="preserve">Analiz ve Keşif Atölyesi 3.2.’de incelediğiniz ürünlerin pek çoğunda ortak bir nokta olduğunu fark ettiniz: Gümüş, çinko oksit, titanyum dioksit ya da kil gibi bilinen maddeler, nanometre boyutunda parçacıklar ya da kaplamalar hâlinde kullanılıyordu. En az bir boyutu yaklaşık 1-100 nm arasında olan bu tür maddeler nanomalzeme olarak adlandırılır. Maddenin yaklaşık 1-100 nm boyutlarında incelenmesi, tasarlanması ve bu boyutlarda ortaya çıkan özelliklerin yeni ürünler geliştirmek için kullanılmasına ise nanoteknoloji denir. Peki, bir maddenin özellikleri yalnızca boyutu küçüldüğünde neden değişir? Bir madde küçük parçalara bölündükçe yüzeyindeki tanecik sayısının toplam tanecik sayısına oranı artar. 1. temada temas yüzeyinin tepkime hızına etkisini incelemiştiniz. Nanoparçacıkların yüzey alanı aynı kütledeki iri parçacıklara göre çok daha büyük olduğu için nanoparçacıklar daha etkin katalizörler, daha güçlü antibakteriyel malzemeler ya da daha hassas sensörler olarak kullanılabilir. Konunun girişindeki altın örneğinde olduğu gibi, bu boyutta ışıkla etkileşim de değiştiği için nanoparçacıklar farklı renkler ve optik özellikler gösterebilir.</w:t>
       </w:r>
     </w:p>
     <w:p>
@@ -2350,7 +2318,7 @@
           <w:rFonts w:ascii="Times New Roman" w:hAnsi="Times New Roman" w:cs="Times New Roman"/>
           <w:lang w:val="tr-TR"/>
         </w:rPr>
-        <w:t xml:space="preserve">Öte yandan nanoparçacıkların çok küçük olmaları vücuda solunum, sindirim ve deri yoluyla girebilmelerine, hücre zarlarından geçebilmelerine neden olabilir. Üretim, kullanım ve atık aşamalarında havaya, suya ve toprağa karışan nanoparçacıklar su canlılarının solunumunu ve üremesini etkileyebilir, toprakta birikerek bitki gelişimini ve topraktaki mikroorganizmaları olumsuz etkileyebilir, yağmur sularıyla yer altı sularına taşınabilir. Bu etkilerin büyük bölümü hâlâ araştırılmaktadır. Bazı nanoteknolojik ürünler etik sorular da doğurur: Gözle görülemeyecek kadar küçük kamera ve sensörlerin kişilerin izni olmadan veri toplamak için kullanılması mahremiyeti tehdit edebilir; bu nedenle yasal düzenlemeler ve etik kurallar gereklidir.</w:t>
+        <w:t xml:space="preserve">Atölyede incelediğiniz bilimsel bulgular ise bu faydaların yanında bazı risklerin de bulunduğunu gösteriyordu. Yıkanan çoraplardan suya geçen gümüş ya da denize karışan güneş kremi parçacıkları gibi örneklerden yola çıkarak bu risklerin nereden kaynaklandığı açıklanabilir. Öte yandan nanoparçacıkların çok küçük olmaları vücuda solunum, sindirim ve deri yoluyla girebilmelerine, hücre zarlarından geçebilmelerine neden olabilir. Üretim, kullanım ve atık aşamalarında havaya, suya ve toprağa karışan nanoparçacıklar su canlılarının solunumunu ve üremesini etkileyebilir, toprakta birikerek bitki gelişimini ve topraktaki mikroorganizmaları olumsuz etkileyebilir, yağmur sularıyla yer altı sularına taşınabilir. Bu etkilerin büyük bölümü hâlâ araştırılmaktadır. Bazı nanoteknolojik ürünler etik sorular da doğurur: Gözle görülemeyecek kadar küçük kamera ve sensörlerin kişilerin izni olmadan veri toplamak için kullanılması mahremiyeti tehdit edebilir; bu nedenle yasal düzenlemeler ve etik kurallar gereklidir.</w:t>
       </w:r>
     </w:p>
     <w:p>
@@ -2366,7 +2334,7 @@
           <w:rFonts w:ascii="Times New Roman" w:hAnsi="Times New Roman" w:cs="Times New Roman"/>
           <w:lang w:val="tr-TR"/>
         </w:rPr>
-        <w:t xml:space="preserve">Bu nedenle nanoteknolojik ürünler; sağlık, güvenlik, etik ve sürdürülebilirlik açılarından birlikte değerlendirilmelidir. Bir ürün seçilirken ürünün gerçekten ihtiyaç duyulan bir faydası olup olmadığı, ürün etiketinde nanomalzeme içeriğinin belirtilip belirtilmediği, ürünün kullanım ömrü ve atık olduğunda çevreye etkileri sorgulanmalıdır.</w:t>
+        <w:t xml:space="preserve">Atölyenin 2. aşamasında ürünleri farklı açılardan değerlendirip satın alma ölçütlerinizi sıralarken, bir ürünün yalnızca tek bir özelliğine bakarak karar vermenin yanıltıcı olabileceğini fark ettiniz. Bu nedenle nanoteknolojik ürünler; sağlık, güvenlik, etik ve sürdürülebilirlik açılarından birlikte değerlendirilmelidir. Bir ürün seçilirken ürünün gerçekten ihtiyaç duyulan bir faydası olup olmadığı, ürün etiketinde nanomalzeme içeriğinin belirtilip belirtilmediği, ürünün kullanım ömrü ve atık olduğunda çevreye etkileri sorgulanmalıdır.</w:t>
       </w:r>
     </w:p>
     <w:p>

--- a/Kim11-3-2-Nanoteknolojik-Urunler.docx
+++ b/Kim11-3-2-Nanoteknolojik-Urunler.docx
@@ -51,7 +51,7 @@
           <w:rFonts w:ascii="Times New Roman" w:hAnsi="Times New Roman" w:cs="Times New Roman"/>
           <w:lang w:val="tr-TR"/>
         </w:rPr>
-        <w:t xml:space="preserve"> m) ile ölçülür; karşılaştırma için bir saç telinin kalınlığı yaklaşık 80 000-100 000 nm’dir (Görsel B). Peki, aynı madde yalnızca boyutu küçüldüğünde neden farklı renk, iletkenlik, tepkime verme yatkınlığı ya da antibakteriyel etki gösterebilir? Günümüzde güneş kremlerinden kokuyu önleyen çoraplara, kendi kendini temizleyen camlardan hedefe yönelik ilaçlara kadar pek çok ürün, maddelerin bu boyutlarda kazandığı özelliklerden yararlanılarak üretilmektedir. Peki bu ürünler yalnızca fayda mı sağlar? Bir etkinlik yaparak nanoteknolojik ürünleri eleştirel bir bakış açısıyla değerlendiriniz.</w:t>
+        <w:t xml:space="preserve"> m) ile ölçülür; karşılaştırma için bir saç telinin kalınlığı yaklaşık 80 000-100 000 nm’dir (Görsel B). Peki, aynı madde yalnızca boyutu küçüldüğünde neden farklı renk, iletkenlik, tepkime verme yatkınlığı ya da antibakteriyel etki gösterebilir? Günümüzde güneş kremlerinden kokuyu önleyen çoraplara, kendi kendini temizleyen camlardan hedefe yönelik ilaçlara kadar pek çok ürün, maddelerin bu boyutlarda kazandığı özelliklerden yararlanılarak üretilmektedir. Peki bu ürünler yalnızca fayda mı sağlar? Analiz ve Keşif Atölyesi 3.2.’deki etkinliği yaparak nanoteknolojik ürünleri eleştirel bir bakış açısıyla değerlendiriniz. Bu etkinlikte verilen bilgi ve bulguları kullanarak ürünlerin faydalarını ve olası zararlarını kanıtlarla sorgulayacak, ürünleri sağlık, etik, güvenlik ve sürdürülebilirlik açılarından akıl yürüterek değerlendireceksiniz. Böylece eleştirel düşünme becerinizi kullanırken bilinçli bir tüketici olarak sağlığınıza ve çevreye duyarlı kararlar almayı, farklı görüşlere saygı göstermeyi deneyimleyeceksiniz.</w:t>
       </w:r>
     </w:p>
     <w:tbl>
@@ -1410,7 +1410,7 @@
           <w:rFonts w:ascii="Times New Roman" w:hAnsi="Times New Roman" w:cs="Times New Roman"/>
           <w:lang w:val="tr-TR"/>
         </w:rPr>
-        <w:t xml:space="preserve">Verilen bilgileri ve görselleri kullanarak her bir nanoteknolojik ürünün faydalarını ve olası zararlarını aşağıdaki tabloya yazınız.</w:t>
+        <w:t xml:space="preserve">Verilen bilgileri ve görselleri kullanarak her bir nanoteknolojik ürünün faydalarını ve olası zararlarını aşağıdaki tabloya yazınız. Tabloyu doldururken her ürün için aynı soruları sırayla sorunuz (Ürün ne işe yarar? Kullanımı ve atık olması sırasında nereye karışabilir? Kimleri etkileyebilir?) ve yazdıklarınızın tablodaki hangi bilgiye dayandığını belirtiniz.</w:t>
       </w:r>
     </w:p>
     <w:tbl>
@@ -1757,7 +1757,7 @@
           <w:rFonts w:ascii="Times New Roman" w:hAnsi="Times New Roman" w:cs="Times New Roman"/>
           <w:lang w:val="tr-TR"/>
         </w:rPr>
-        <w:t xml:space="preserve">Sınıfınızda gruplara ayrılınız. Her grup tablodaki alanlardan birini seçsin. Grup arkadaşlarınızla birlikte seçtiğiniz alandaki nanoteknolojik ürünlerin potansiyel faydalarını ve olası zararlarını kanıtlarla destekleyerek sorgulayınız. Gelişmeleri takip etmenin ve güvenilir kaynaklardan bilgi edinmenin araştırmacı olmanın bir parçası olduğunu unutmayınız.</w:t>
+        <w:t xml:space="preserve">Sınıfınızda gruplara ayrılınız. Her grup tablodaki alanlardan birini seçsin. Grup arkadaşlarınızla birlikte seçtiğiniz alandaki nanoteknolojik ürünlerin potansiyel faydalarını ve olası zararlarını kanıtlarla destekleyerek sorgulayınız. Gelişmeleri takip etmenin ve güvenilir kaynaklardan bilgi edinmenin araştırmacı olmanın bir parçası olduğunu unutmayınız. Grup çalışmasında görevleri paylaşınız ve her arkadaşınızın katkı sunmasına fırsat veriniz.</w:t>
       </w:r>
     </w:p>
     <w:p>
@@ -1778,7 +1778,7 @@
           <w:rFonts w:ascii="Times New Roman" w:hAnsi="Times New Roman" w:cs="Times New Roman"/>
           <w:lang w:val="tr-TR"/>
         </w:rPr>
-        <w:t xml:space="preserve">Seçtiğiniz alandaki nanoteknolojik ürünleri sağlık, etik, güvenlik ve sürdürülebilirlik açılarından değerlendiriniz. Her bir açı için akıl yürütmenizi gerekçeleriyle yazınız.</w:t>
+        <w:t xml:space="preserve">Seçtiğiniz alandaki nanoteknolojik ürünleri sağlık, etik, güvenlik ve sürdürülebilirlik açılarından değerlendiriniz. Her bir açı için akıl yürütmenizi, atölyede verilen bilimsel bulgulara dayanan gerekçelerle yazınız. Değerlendirmenizde hem insan sağlığını hem de su ve toprak canlılarını göz önünde bulundurunuz. Farklı ürünlerde tekrar eden ortak fayda ve risk örüntülerini belirleyerek nanoteknolojik ürünler hakkında bir genellemeye ulaşınız.</w:t>
       </w:r>
     </w:p>
     <w:p>
@@ -2007,7 +2007,7 @@
           <w:rFonts w:ascii="Times New Roman" w:hAnsi="Times New Roman" w:cs="Times New Roman"/>
           <w:lang w:val="tr-TR"/>
         </w:rPr>
-        <w:t xml:space="preserve">Grubunuzun ulaştığı çıkarımları sınıf içi tartışmada paylaşınız. Farklı görüşleri saygı çerçevesinde dinleyiniz; kendi görüşünüzü savunurken birden fazla gerekçe sununuz. Tartışma sonunda nanoteknolojik ürünlere ilişkin görüşlerinizde bir değişiklik olup olmadığını yazınız.</w:t>
+        <w:t xml:space="preserve">Grubunuzun akıl yürüterek ulaştığı çıkarımları sınıf içi tartışmada yansıtınız. Farklı görüşleri saygı çerçevesinde ve konuşan arkadaşınızın sözünü kesmeden dinleyiniz; kendi görüşünüzü savunurken birden fazla gerekçe sununuz. Tartışma sonunda nanoteknolojik ürünlere ilişkin görüşlerinizde bir değişiklik olup olmadığını yazınız.</w:t>
       </w:r>
     </w:p>
     <w:p>

--- a/Kim11-3-2-Nanoteknolojik-Urunler.docx
+++ b/Kim11-3-2-Nanoteknolojik-Urunler.docx
@@ -1332,6 +1332,22 @@
                 <w:rFonts w:ascii="Times New Roman" w:hAnsi="Times New Roman" w:cs="Times New Roman"/>
                 <w:lang w:val="tr-TR"/>
               </w:rPr>
+              <w:t xml:space="preserve">• Nano boyutlu kamera ve sensörlerle ilgili haberlerde bu cihazların vücut içinde görüntüleme yaparak hastalıkların erken teşhisinde ve enkaz altındakilerin bulunmasında kullanılabileceği belirtilmektedir. Aynı haberlerde gözle görülemeyecek kadar küçük bu cihazların kişilerin izni olmadan görüntü ve veri toplamak için de kullanılabileceği tartışılmaktadır.</w:t>
+            </w:r>
+          </w:p>
+          <w:p>
+            <w:pPr>
+              <w:jc w:val="both"/>
+              <w:rPr>
+                <w:rFonts w:ascii="Times New Roman" w:hAnsi="Times New Roman" w:cs="Times New Roman"/>
+                <w:lang w:val="tr-TR"/>
+              </w:rPr>
+            </w:pPr>
+            <w:r>
+              <w:rPr>
+                <w:rFonts w:ascii="Times New Roman" w:hAnsi="Times New Roman" w:cs="Times New Roman"/>
+                <w:lang w:val="tr-TR"/>
+              </w:rPr>
               <w:t xml:space="preserve">• Nanomalzemelerin uzun süreli sağlık ve çevre etkilerine ilişkin araştırmalar sürmektedir.</w:t>
             </w:r>
           </w:p>
@@ -1757,7 +1773,7 @@
           <w:rFonts w:ascii="Times New Roman" w:hAnsi="Times New Roman" w:cs="Times New Roman"/>
           <w:lang w:val="tr-TR"/>
         </w:rPr>
-        <w:t xml:space="preserve">Sınıfınızda gruplara ayrılınız. Her grup tablodaki alanlardan birini seçsin. Grup arkadaşlarınızla birlikte seçtiğiniz alandaki nanoteknolojik ürünlerin potansiyel faydalarını ve olası zararlarını kanıtlarla destekleyerek sorgulayınız. Gelişmeleri takip etmenin ve güvenilir kaynaklardan bilgi edinmenin araştırmacı olmanın bir parçası olduğunu unutmayınız. Grup çalışmasında görevleri paylaşınız ve her arkadaşınızın katkı sunmasına fırsat veriniz.</w:t>
+        <w:t xml:space="preserve">Sınıfınızda gruplara ayrılınız. Her grup tablodaki alanlardan birini seçsin. Grup arkadaşlarınızla birlikte seçtiğiniz alandaki nanoteknolojik ürünlerin potansiyel faydalarını ve olası zararlarını kanıtlarla destekleyerek sorgulayınız. Bilim ve teknolojideki gelişmeleri güvenilir kaynaklardan düzenli olarak takip etmenin size ve topluma ne kazandırabileceğini grup arkadaşlarınızla konuşunuz. Grup çalışmasında görevleri paylaşınız ve her arkadaşınızın katkı sunmasına fırsat veriniz.</w:t>
       </w:r>
     </w:p>
     <w:p>
@@ -2007,7 +2023,7 @@
           <w:rFonts w:ascii="Times New Roman" w:hAnsi="Times New Roman" w:cs="Times New Roman"/>
           <w:lang w:val="tr-TR"/>
         </w:rPr>
-        <w:t xml:space="preserve">Grubunuzun akıl yürüterek ulaştığı çıkarımları sınıf içi tartışmada yansıtınız. Farklı görüşleri saygı çerçevesinde ve konuşan arkadaşınızın sözünü kesmeden dinleyiniz; kendi görüşünüzü savunurken birden fazla gerekçe sununuz. Tartışma sonunda nanoteknolojik ürünlere ilişkin görüşlerinizde bir değişiklik olup olmadığını yazınız.</w:t>
+        <w:t xml:space="preserve">Grubunuzun akıl yürüterek ulaştığı çıkarımları sınıf içi tartışmada yansıtınız. Farklı görüşleri saygı çerçevesinde ve konuşan arkadaşınızın sözünü kesmeden dinleyiniz; diğer grupların çıkarımlarının hangi gerekçelere dayandığını sorarak bu çıkarımları yorumlayınız. Kendi görüşünüzü savunurken birden fazla gerekçe sununuz. Tartışma sonunda nanoteknolojik ürünlere ilişkin görüşlerinizde bir değişiklik olup olmadığını yazınız.</w:t>
       </w:r>
     </w:p>
     <w:p>
@@ -2057,7 +2073,7 @@
           <w:rFonts w:ascii="Times New Roman" w:hAnsi="Times New Roman" w:cs="Times New Roman"/>
           <w:lang w:val="tr-TR"/>
         </w:rPr>
-        <w:t xml:space="preserve">Ders öncesi ve sonrasında nanoteknolojik ürünlerin olası fayda ve zararları hakkındaki görüşlerinizi karekodda yer alan “Yansıtma Notu” formuna yazınız.</w:t>
+        <w:t xml:space="preserve">Nanoteknolojik ürünlerin olası fayda ve zararları hakkındaki görüşlerinizi etkinliğe başlamadan önce ve etkinlik bittikten sonra karekodda yer alan “Yansıtma Notu” formuna yazınız. Görüşlerinizin nasıl değiştiğini kısaca özetleyiniz.</w:t>
       </w:r>
     </w:p>
     <w:p>
@@ -2286,7 +2302,7 @@
           <w:rFonts w:ascii="Times New Roman" w:hAnsi="Times New Roman" w:cs="Times New Roman"/>
           <w:lang w:val="tr-TR"/>
         </w:rPr>
-        <w:t xml:space="preserve">Analiz ve Keşif Atölyesi 3.2.’de incelediğiniz ürünlerin pek çoğunda ortak bir nokta olduğunu fark ettiniz: Gümüş, çinko oksit, titanyum dioksit ya da kil gibi bilinen maddeler, nanometre boyutunda parçacıklar ya da kaplamalar hâlinde kullanılıyordu. En az bir boyutu yaklaşık 1-100 nm arasında olan bu tür maddeler nanomalzeme olarak adlandırılır. Maddenin yaklaşık 1-100 nm boyutlarında incelenmesi, tasarlanması ve bu boyutlarda ortaya çıkan özelliklerin yeni ürünler geliştirmek için kullanılmasına ise nanoteknoloji denir. Peki, bir maddenin özellikleri yalnızca boyutu küçüldüğünde neden değişir? Bir madde küçük parçalara bölündükçe yüzeyindeki tanecik sayısının toplam tanecik sayısına oranı artar. 1. temada temas yüzeyinin tepkime hızına etkisini incelemiştiniz. Nanoparçacıkların yüzey alanı aynı kütledeki iri parçacıklara göre çok daha büyük olduğu için nanoparçacıklar daha etkin katalizörler, daha güçlü antibakteriyel malzemeler ya da daha hassas sensörler olarak kullanılabilir. Konunun girişindeki altın örneğinde olduğu gibi, bu boyutta ışıkla etkileşim de değiştiği için nanoparçacıklar farklı renkler ve optik özellikler gösterebilir.</w:t>
+        <w:t xml:space="preserve">Analiz ve Keşif Atölyesi 3.2.’de incelediğiniz ürünlerin ortak noktası, bilinen maddelerin nanometre boyutunda parçacıklar ya da kaplamalar hâlinde kullanılmasıdır. En az bir boyutu yaklaşık 1-100 nm arasında olan maddelere nanomalzeme, üç boyutu da bu aralıkta olan taneciklere nanoparçacık denir. Maddenin yaklaşık 1-100 nm boyutlarında atom ve molekül düzeyinde incelenmesi, düzenlenmesi ve bu boyutta ortaya çıkan özelliklerden yararlanılarak yeni malzeme ve ürünler geliştirilmesine nanoteknoloji denir. Peki, bir maddenin özellikleri yalnızca boyutu küçüldüğünde neden değişir? Bir madde küçük parçalara bölündükçe yüzeyindeki tanecik sayısının toplam tanecik sayısına oranı artar. 1. temada temas yüzeyinin tepkime hızına etkisini incelemiştiniz. Nanoparçacıkların yüzey alanı aynı kütledeki iri parçacıklara göre çok daha büyük olduğu için nanoparçacıklar daha etkin katalizörler, daha güçlü antibakteriyel malzemeler ya da daha hassas sensörler olarak kullanılabilir. Bu boyutta maddenin ışıkla etkileşimi de değişir. Konunun girişindeki altın örneğine benzer biçimde, kadmiyum selenür gibi bazı yarı iletkenlerin birkaç nanometre boyutundaki kristalleri (kuantum noktaları) aynı maddeden yapılmış olsalar bile boyutlarına göre farklı renklerde ışık yayar. Bu özellik bazı televizyon ekranlarında canlı renkler elde etmek için kullanılır.</w:t>
       </w:r>
     </w:p>
     <w:p>
@@ -2302,7 +2318,7 @@
           <w:rFonts w:ascii="Times New Roman" w:hAnsi="Times New Roman" w:cs="Times New Roman"/>
           <w:lang w:val="tr-TR"/>
         </w:rPr>
-        <w:t xml:space="preserve">Nanoteknolojik ürünler sağlık, enerji, tekstil, gıda, tarım, savunma sanayii ve elektronik gibi pek çok alanda yaşam kalitesini artırır. Kanser tedavisinde ilacın yalnızca hastalıklı hücrelere ulaştırılması, görüntüleme yöntemlerinde daha net görüntü elde edilmesini sağlayan nanoparçacıklar, pillerin depolama kapasitesinin ve güneş pillerinin veriminin artırılması, gıdalardaki bozulmayı erken fark eden sensörler, daha az gübreyle verim sağlayan nano gübreler, daha hafif ve dayanıklı malzemelerin üretilmesi nanoteknolojinin faydalarına örnektir.</w:t>
+        <w:t xml:space="preserve">Nanoteknolojik ürünler sağlık, enerji, tekstil, gıda, tarım, savunma sanayii ve elektronik gibi pek çok alanda yaşam kalitesini artırır. Manyetik rezonans görüntülemede (MR) daha net görüntü elde edilmesini sağlayan demir oksit nanoparçacıkları, bazı aşılarda etken maddeyi koruyarak hücrelere taşıyan lipit nanoparçacıklar, kemik yapısına uyum sağlayan nano yüzeyli protezler sağlık alanındaki faydalara örnektir. Lityum iyon pillerde nanoyapılı elektrotlar pillerin daha fazla enerji depolamasını ve daha hızlı şarj olmasını sağlar. Karbon nanotüp katkılı bisiklet gövdeleri ve raketler hem hafif hem dayanıklıdır. Gözenekleri nanometre boyutunda olan nanofiltre zarlar ise içme suyunu bakteri, virüs ve bazı çözünmüş maddelerden arındırmada kullanılır.</w:t>
       </w:r>
     </w:p>
     <w:p>
@@ -2318,7 +2334,7 @@
           <w:rFonts w:ascii="Times New Roman" w:hAnsi="Times New Roman" w:cs="Times New Roman"/>
           <w:lang w:val="tr-TR"/>
         </w:rPr>
-        <w:t xml:space="preserve">Atölyede incelediğiniz bilimsel bulgular ise bu faydaların yanında bazı risklerin de bulunduğunu gösteriyordu. Yıkanan çoraplardan suya geçen gümüş ya da denize karışan güneş kremi parçacıkları gibi örneklerden yola çıkarak bu risklerin nereden kaynaklandığı açıklanabilir. Öte yandan nanoparçacıkların çok küçük olmaları vücuda solunum, sindirim ve deri yoluyla girebilmelerine, hücre zarlarından geçebilmelerine neden olabilir. Üretim, kullanım ve atık aşamalarında havaya, suya ve toprağa karışan nanoparçacıklar su canlılarının solunumunu ve üremesini etkileyebilir, toprakta birikerek bitki gelişimini ve topraktaki mikroorganizmaları olumsuz etkileyebilir, yağmur sularıyla yer altı sularına taşınabilir. Bu etkilerin büyük bölümü hâlâ araştırılmaktadır. Bazı nanoteknolojik ürünler etik sorular da doğurur: Gözle görülemeyecek kadar küçük kamera ve sensörlerin kişilerin izni olmadan veri toplamak için kullanılması mahremiyeti tehdit edebilir; bu nedenle yasal düzenlemeler ve etik kurallar gereklidir.</w:t>
+        <w:t xml:space="preserve">Bu faydaların yanında nanoteknolojik ürünlerin bazı riskleri de bulunur. Nanoparçacıklar çok küçük oldukları için vücuda solunum, sindirim ve deri yoluyla girebilir, bazıları hücre zarlarından geçebilir. Örneğin uzun ve ince karbon nanotüplerle yapılan hayvan deneylerinde, bu liflerin solunduğunda akciğer zarında asbest liflerinin oluşturduğuna benzer iltihaplanmalara yol açabildiği gözlenmiştir. Riskler yalnızca kullanım sırasında ortaya çıkmaz; ürünün üretimi ve atık hâline gelmesi de önemlidir. Nanomalzeme içeren ürünler çöp depolama alanlarına ya da yakma tesislerine gönderildiğinde nanoparçacıklar sızıntı sularına, havaya ve toprağa karışabilir. Toprakta biriken nanoparçacıklar bitki gelişimini ve topraktaki mikroorganizmaları olumsuz etkileyebilir, yağmur sularıyla yer altı sularına taşınabilir. Bu etkilerin büyük bölümü hâlâ araştırılmaktadır. Nanoteknoloji etik soruları da beraberinde getirir: Tüketicilerin bir ürünün nanomalzeme içerip içermediğini bilme hakkı, pahalı nanoteknolojik tedavilere herkesin eşit biçimde ulaşıp ulaşamayacağı ve uzun süreli riskleri tam olarak bilinmeyen ürünlerin piyasaya sürülmesinin sorumluluğunun kime ait olduğu bu sorulardan bazılarıdır. Bu nedenle nanoteknolojinin geliştirilmesinde ve kullanılmasında yasal düzenlemeler ve etik kurallar gereklidir.</w:t>
       </w:r>
     </w:p>
     <w:p>
@@ -2334,7 +2350,7 @@
           <w:rFonts w:ascii="Times New Roman" w:hAnsi="Times New Roman" w:cs="Times New Roman"/>
           <w:lang w:val="tr-TR"/>
         </w:rPr>
-        <w:t xml:space="preserve">Atölyenin 2. aşamasında ürünleri farklı açılardan değerlendirip satın alma ölçütlerinizi sıralarken, bir ürünün yalnızca tek bir özelliğine bakarak karar vermenin yanıltıcı olabileceğini fark ettiniz. Bu nedenle nanoteknolojik ürünler; sağlık, güvenlik, etik ve sürdürülebilirlik açılarından birlikte değerlendirilmelidir. Bir ürün seçilirken ürünün gerçekten ihtiyaç duyulan bir faydası olup olmadığı, ürün etiketinde nanomalzeme içeriğinin belirtilip belirtilmediği, ürünün kullanım ömrü ve atık olduğunda çevreye etkileri sorgulanmalıdır.</w:t>
+        <w:t xml:space="preserve">Bir ürünün yalnızca tek bir özelliğine bakarak karar vermek yanıltıcı olabilir. Bu nedenle nanoteknolojik ürünler sağlık, güvenlik, etik ve sürdürülebilirlik açılarından birlikte değerlendirilmelidir. Bir ürün seçilirken ürünün gerçekten ihtiyaç duyulan bir faydası olup olmadığı, ürün etiketinde nanomalzeme içeriğinin belirtilip belirtilmediği, ürünün kullanım ömrü ve atık olduğunda çevreye etkileri sorgulanmalıdır.</w:t>
       </w:r>
     </w:p>
     <w:p>
@@ -3050,7 +3066,7 @@
                 <w:rFonts w:ascii="Times New Roman" w:hAnsi="Times New Roman" w:cs="Times New Roman"/>
                 <w:lang w:val="tr-TR"/>
               </w:rPr>
-              <w:t xml:space="preserve">Gümüş nanoparçacıklı yara bandı</w:t>
+              <w:t xml:space="preserve">Karbon nanotüp katkılı bisiklet gövdesi</w:t>
             </w:r>
           </w:p>
         </w:tc>
@@ -3107,7 +3123,7 @@
                 <w:rFonts w:ascii="Times New Roman" w:hAnsi="Times New Roman" w:cs="Times New Roman"/>
                 <w:lang w:val="tr-TR"/>
               </w:rPr>
-              <w:t xml:space="preserve">Nano titanyum dioksit içeren güneş kremi</w:t>
+              <w:t xml:space="preserve">Nanoyapılı elektrotlu lityum iyon pil</w:t>
             </w:r>
           </w:p>
         </w:tc>
@@ -3164,7 +3180,7 @@
                 <w:rFonts w:ascii="Times New Roman" w:hAnsi="Times New Roman" w:cs="Times New Roman"/>
                 <w:lang w:val="tr-TR"/>
               </w:rPr>
-              <w:t xml:space="preserve">Nanokil katkılı gıda ambalajı</w:t>
+              <w:t xml:space="preserve">Nanofiltre zarlı su arıtma cihazı</w:t>
             </w:r>
           </w:p>
         </w:tc>

--- a/Kim11-3-2-Nanoteknolojik-Urunler.docx
+++ b/Kim11-3-2-Nanoteknolojik-Urunler.docx
@@ -59,24 +59,98 @@
         <w:tblW w:w="9000" w:type="dxa"/>
         <w:jc w:val="center"/>
         <w:tblBorders>
-          <w:top w:val="single" w:sz="8" w:space="0" w:color="7F7F7F"/>
-          <w:left w:val="single" w:sz="8" w:space="0" w:color="7F7F7F"/>
-          <w:bottom w:val="single" w:sz="8" w:space="0" w:color="7F7F7F"/>
-          <w:right w:val="single" w:sz="8" w:space="0" w:color="7F7F7F"/>
+          <w:top w:val="nil"/>
+          <w:left w:val="nil"/>
+          <w:bottom w:val="nil"/>
+          <w:right w:val="nil"/>
+          <w:insideH w:val="nil"/>
+          <w:insideV w:val="nil"/>
         </w:tblBorders>
+        <w:tblLayout w:type="fixed"/>
       </w:tblPr>
       <w:tblGrid>
-        <w:gridCol w:w="9000"/>
+        <w:gridCol w:w="4500"/>
+        <w:gridCol w:w="4500"/>
       </w:tblGrid>
       <w:tr>
         <w:tc>
           <w:tcPr>
-            <w:tcW w:w="9000" w:type="dxa"/>
-            <w:shd w:val="clear" w:color="auto" w:fill="EDEDED"/>
+            <w:tcW w:w="4500" w:type="dxa"/>
           </w:tcPr>
+          <w:tbl>
+            <w:tblPr>
+              <w:tblW w:w="4300" w:type="dxa"/>
+              <w:jc w:val="center"/>
+              <w:tblBorders>
+                <w:top w:val="single" w:sz="8" w:space="0" w:color="7F7F7F"/>
+                <w:left w:val="single" w:sz="8" w:space="0" w:color="7F7F7F"/>
+                <w:bottom w:val="single" w:sz="8" w:space="0" w:color="7F7F7F"/>
+                <w:right w:val="single" w:sz="8" w:space="0" w:color="7F7F7F"/>
+              </w:tblBorders>
+            </w:tblPr>
+            <w:tblGrid>
+              <w:gridCol w:w="4300"/>
+            </w:tblGrid>
+            <w:tr>
+              <w:tc>
+                <w:tcPr>
+                  <w:tcW w:w="4300" w:type="dxa"/>
+                  <w:shd w:val="clear" w:color="auto" w:fill="EDEDED"/>
+                </w:tcPr>
+                <w:p>
+                  <w:pPr>
+                    <w:jc w:val="both"/>
+                    <w:rPr>
+                      <w:rFonts w:ascii="Times New Roman" w:hAnsi="Times New Roman" w:cs="Times New Roman"/>
+                      <w:lang w:val="tr-TR"/>
+                    </w:rPr>
+                  </w:pPr>
+                  <w:r>
+                    <w:rPr>
+                      <w:rFonts w:ascii="Times New Roman" w:hAnsi="Times New Roman" w:cs="Times New Roman"/>
+                      <w:lang w:val="tr-TR"/>
+                    </w:rPr>
+                    <w:t xml:space="preserve">GÖRSEL ALANI (Shutterstock)</w:t>
+                  </w:r>
+                </w:p>
+                <w:p>
+                  <w:pPr>
+                    <w:jc w:val="both"/>
+                    <w:rPr>
+                      <w:rFonts w:ascii="Times New Roman" w:hAnsi="Times New Roman" w:cs="Times New Roman"/>
+                      <w:lang w:val="tr-TR"/>
+                    </w:rPr>
+                  </w:pPr>
+                  <w:r>
+                    <w:rPr>
+                      <w:rFonts w:ascii="Times New Roman" w:hAnsi="Times New Roman" w:cs="Times New Roman"/>
+                      <w:lang w:val="tr-TR"/>
+                    </w:rPr>
+                    <w:t xml:space="preserve">Tarif: Plajda ele sıkılmış beyaz güneş kremi; marka görünmeyen tüp.</w:t>
+                  </w:r>
+                </w:p>
+                <w:p>
+                  <w:pPr>
+                    <w:jc w:val="both"/>
+                    <w:rPr>
+                      <w:rFonts w:ascii="Times New Roman" w:hAnsi="Times New Roman" w:cs="Times New Roman"/>
+                      <w:lang w:val="tr-TR"/>
+                    </w:rPr>
+                  </w:pPr>
+                  <w:r>
+                    <w:rPr>
+                      <w:rFonts w:ascii="Times New Roman" w:hAnsi="Times New Roman" w:cs="Times New Roman"/>
+                      <w:lang w:val="tr-TR"/>
+                    </w:rPr>
+                    <w:t xml:space="preserve">Shutter ID: 2590579899 (fotoğraf) — Woman applying sunscreen on arm at beach</w:t>
+                  </w:r>
+                </w:p>
+              </w:tc>
+            </w:tr>
+          </w:tbl>
           <w:p>
             <w:pPr>
-              <w:jc w:val="both"/>
+              <w:jc w:val="center"/>
               <w:rPr>
                 <w:rFonts w:ascii="Times New Roman" w:hAnsi="Times New Roman" w:cs="Times New Roman"/>
                 <w:lang w:val="tr-TR"/>
@@ -85,14 +159,99 @@
             <w:r>
               <w:rPr>
                 <w:rFonts w:ascii="Times New Roman" w:hAnsi="Times New Roman" w:cs="Times New Roman"/>
-                <w:lang w:val="tr-TR"/>
-              </w:rPr>
-              <w:t xml:space="preserve">GÖRSEL ALANI (Shutterstock)</w:t>
+                <w:b/>
+                <w:bCs/>
+                <w:lang w:val="tr-TR"/>
+              </w:rPr>
+              <w:t xml:space="preserve">Görsel A:</w:t>
+            </w:r>
+            <w:r>
+              <w:rPr>
+                <w:rFonts w:ascii="Times New Roman" w:hAnsi="Times New Roman" w:cs="Times New Roman"/>
+                <w:lang w:val="tr-TR"/>
+              </w:rPr>
+              <w:t xml:space="preserve"> Güneş kremi</w:t>
             </w:r>
           </w:p>
+        </w:tc>
+        <w:tc>
+          <w:tcPr>
+            <w:tcW w:w="4500" w:type="dxa"/>
+          </w:tcPr>
+          <w:tbl>
+            <w:tblPr>
+              <w:tblW w:w="4300" w:type="dxa"/>
+              <w:jc w:val="center"/>
+              <w:tblBorders>
+                <w:top w:val="single" w:sz="8" w:space="0" w:color="7F7F7F"/>
+                <w:left w:val="single" w:sz="8" w:space="0" w:color="7F7F7F"/>
+                <w:bottom w:val="single" w:sz="8" w:space="0" w:color="7F7F7F"/>
+                <w:right w:val="single" w:sz="8" w:space="0" w:color="7F7F7F"/>
+              </w:tblBorders>
+            </w:tblPr>
+            <w:tblGrid>
+              <w:gridCol w:w="4300"/>
+            </w:tblGrid>
+            <w:tr>
+              <w:tc>
+                <w:tcPr>
+                  <w:tcW w:w="4300" w:type="dxa"/>
+                  <w:shd w:val="clear" w:color="auto" w:fill="EDEDED"/>
+                </w:tcPr>
+                <w:p>
+                  <w:pPr>
+                    <w:jc w:val="both"/>
+                    <w:rPr>
+                      <w:rFonts w:ascii="Times New Roman" w:hAnsi="Times New Roman" w:cs="Times New Roman"/>
+                      <w:lang w:val="tr-TR"/>
+                    </w:rPr>
+                  </w:pPr>
+                  <w:r>
+                    <w:rPr>
+                      <w:rFonts w:ascii="Times New Roman" w:hAnsi="Times New Roman" w:cs="Times New Roman"/>
+                      <w:lang w:val="tr-TR"/>
+                    </w:rPr>
+                    <w:t xml:space="preserve">GÖRSEL ALANI (Shutterstock)</w:t>
+                  </w:r>
+                </w:p>
+                <w:p>
+                  <w:pPr>
+                    <w:jc w:val="both"/>
+                    <w:rPr>
+                      <w:rFonts w:ascii="Times New Roman" w:hAnsi="Times New Roman" w:cs="Times New Roman"/>
+                      <w:lang w:val="tr-TR"/>
+                    </w:rPr>
+                  </w:pPr>
+                  <w:r>
+                    <w:rPr>
+                      <w:rFonts w:ascii="Times New Roman" w:hAnsi="Times New Roman" w:cs="Times New Roman"/>
+                      <w:lang w:val="tr-TR"/>
+                    </w:rPr>
+                    <w:t xml:space="preserve">Tarif: Metre, milimetre, mikrometre ve nanometre ölçeklerini (insan, karınca, saç teli, hücre, virüs, DNA, atom) karşılaştıran ölçek infografiği (vektörel, Türkçeleştirilecek).</w:t>
+                  </w:r>
+                </w:p>
+                <w:p>
+                  <w:pPr>
+                    <w:jc w:val="both"/>
+                    <w:rPr>
+                      <w:rFonts w:ascii="Times New Roman" w:hAnsi="Times New Roman" w:cs="Times New Roman"/>
+                      <w:lang w:val="tr-TR"/>
+                    </w:rPr>
+                  </w:pPr>
+                  <w:r>
+                    <w:rPr>
+                      <w:rFonts w:ascii="Times New Roman" w:hAnsi="Times New Roman" w:cs="Times New Roman"/>
+                      <w:lang w:val="tr-TR"/>
+                    </w:rPr>
+                    <w:t xml:space="preserve">Shutter ID: 2593335581 (vektör) — Scale comparison of things in nanometer</w:t>
+                  </w:r>
+                </w:p>
+              </w:tc>
+            </w:tr>
+          </w:tbl>
           <w:p>
             <w:pPr>
-              <w:jc w:val="both"/>
+              <w:jc w:val="center"/>
               <w:rPr>
                 <w:rFonts w:ascii="Times New Roman" w:hAnsi="Times New Roman" w:cs="Times New Roman"/>
                 <w:lang w:val="tr-TR"/>
@@ -101,169 +260,23 @@
             <w:r>
               <w:rPr>
                 <w:rFonts w:ascii="Times New Roman" w:hAnsi="Times New Roman" w:cs="Times New Roman"/>
-                <w:lang w:val="tr-TR"/>
-              </w:rPr>
-              <w:t xml:space="preserve">Tarif: Plajda ele sıkılmış beyaz güneş kremi; marka görünmeyen tüp.</w:t>
+                <w:b/>
+                <w:bCs/>
+                <w:lang w:val="tr-TR"/>
+              </w:rPr>
+              <w:t xml:space="preserve">Görsel B:</w:t>
             </w:r>
-          </w:p>
-          <w:p>
-            <w:pPr>
-              <w:jc w:val="both"/>
-              <w:rPr>
-                <w:rFonts w:ascii="Times New Roman" w:hAnsi="Times New Roman" w:cs="Times New Roman"/>
-                <w:lang w:val="tr-TR"/>
-              </w:rPr>
-            </w:pPr>
             <w:r>
               <w:rPr>
                 <w:rFonts w:ascii="Times New Roman" w:hAnsi="Times New Roman" w:cs="Times New Roman"/>
                 <w:lang w:val="tr-TR"/>
               </w:rPr>
-              <w:t xml:space="preserve">Shutter ID: 2590579899 (fotoğraf) — Woman applying sunscreen on arm at beach</w:t>
+              <w:t xml:space="preserve"> Nanometre ölçeği</w:t>
             </w:r>
           </w:p>
         </w:tc>
       </w:tr>
     </w:tbl>
-    <w:p>
-      <w:pPr>
-        <w:jc w:val="both"/>
-        <w:rPr>
-          <w:rFonts w:ascii="Times New Roman" w:hAnsi="Times New Roman" w:cs="Times New Roman"/>
-          <w:lang w:val="tr-TR"/>
-        </w:rPr>
-      </w:pPr>
-    </w:p>
-    <w:p>
-      <w:pPr>
-        <w:jc w:val="center"/>
-        <w:rPr>
-          <w:rFonts w:ascii="Times New Roman" w:hAnsi="Times New Roman" w:cs="Times New Roman"/>
-          <w:lang w:val="tr-TR"/>
-        </w:rPr>
-      </w:pPr>
-      <w:r>
-        <w:rPr>
-          <w:rFonts w:ascii="Times New Roman" w:hAnsi="Times New Roman" w:cs="Times New Roman"/>
-          <w:b/>
-          <w:bCs/>
-          <w:lang w:val="tr-TR"/>
-        </w:rPr>
-        <w:t xml:space="preserve">Görsel A:</w:t>
-      </w:r>
-      <w:r>
-        <w:rPr>
-          <w:rFonts w:ascii="Times New Roman" w:hAnsi="Times New Roman" w:cs="Times New Roman"/>
-          <w:lang w:val="tr-TR"/>
-        </w:rPr>
-        <w:t xml:space="preserve"> Güneş kremi</w:t>
-      </w:r>
-    </w:p>
-    <w:tbl>
-      <w:tblPr>
-        <w:tblW w:w="9000" w:type="dxa"/>
-        <w:jc w:val="center"/>
-        <w:tblBorders>
-          <w:top w:val="single" w:sz="8" w:space="0" w:color="7F7F7F"/>
-          <w:left w:val="single" w:sz="8" w:space="0" w:color="7F7F7F"/>
-          <w:bottom w:val="single" w:sz="8" w:space="0" w:color="7F7F7F"/>
-          <w:right w:val="single" w:sz="8" w:space="0" w:color="7F7F7F"/>
-        </w:tblBorders>
-      </w:tblPr>
-      <w:tblGrid>
-        <w:gridCol w:w="9000"/>
-      </w:tblGrid>
-      <w:tr>
-        <w:tc>
-          <w:tcPr>
-            <w:tcW w:w="9000" w:type="dxa"/>
-            <w:shd w:val="clear" w:color="auto" w:fill="EDEDED"/>
-          </w:tcPr>
-          <w:p>
-            <w:pPr>
-              <w:jc w:val="both"/>
-              <w:rPr>
-                <w:rFonts w:ascii="Times New Roman" w:hAnsi="Times New Roman" w:cs="Times New Roman"/>
-                <w:lang w:val="tr-TR"/>
-              </w:rPr>
-            </w:pPr>
-            <w:r>
-              <w:rPr>
-                <w:rFonts w:ascii="Times New Roman" w:hAnsi="Times New Roman" w:cs="Times New Roman"/>
-                <w:lang w:val="tr-TR"/>
-              </w:rPr>
-              <w:t xml:space="preserve">GÖRSEL ALANI (Shutterstock)</w:t>
-            </w:r>
-          </w:p>
-          <w:p>
-            <w:pPr>
-              <w:jc w:val="both"/>
-              <w:rPr>
-                <w:rFonts w:ascii="Times New Roman" w:hAnsi="Times New Roman" w:cs="Times New Roman"/>
-                <w:lang w:val="tr-TR"/>
-              </w:rPr>
-            </w:pPr>
-            <w:r>
-              <w:rPr>
-                <w:rFonts w:ascii="Times New Roman" w:hAnsi="Times New Roman" w:cs="Times New Roman"/>
-                <w:lang w:val="tr-TR"/>
-              </w:rPr>
-              <w:t xml:space="preserve">Tarif: Metre, milimetre, mikrometre ve nanometre ölçeklerini (insan, karınca, saç teli, hücre, virüs, DNA, atom) karşılaştıran ölçek infografiği (vektörel, Türkçeleştirilecek).</w:t>
-            </w:r>
-          </w:p>
-          <w:p>
-            <w:pPr>
-              <w:jc w:val="both"/>
-              <w:rPr>
-                <w:rFonts w:ascii="Times New Roman" w:hAnsi="Times New Roman" w:cs="Times New Roman"/>
-                <w:lang w:val="tr-TR"/>
-              </w:rPr>
-            </w:pPr>
-            <w:r>
-              <w:rPr>
-                <w:rFonts w:ascii="Times New Roman" w:hAnsi="Times New Roman" w:cs="Times New Roman"/>
-                <w:lang w:val="tr-TR"/>
-              </w:rPr>
-              <w:t xml:space="preserve">Shutter ID: 2593335581 (vektör) — Scale comparison of things in nanometer</w:t>
-            </w:r>
-          </w:p>
-        </w:tc>
-      </w:tr>
-    </w:tbl>
-    <w:p>
-      <w:pPr>
-        <w:jc w:val="both"/>
-        <w:rPr>
-          <w:rFonts w:ascii="Times New Roman" w:hAnsi="Times New Roman" w:cs="Times New Roman"/>
-          <w:lang w:val="tr-TR"/>
-        </w:rPr>
-      </w:pPr>
-    </w:p>
-    <w:p>
-      <w:pPr>
-        <w:jc w:val="center"/>
-        <w:rPr>
-          <w:rFonts w:ascii="Times New Roman" w:hAnsi="Times New Roman" w:cs="Times New Roman"/>
-          <w:lang w:val="tr-TR"/>
-        </w:rPr>
-      </w:pPr>
-      <w:r>
-        <w:rPr>
-          <w:rFonts w:ascii="Times New Roman" w:hAnsi="Times New Roman" w:cs="Times New Roman"/>
-          <w:b/>
-          <w:bCs/>
-          <w:lang w:val="tr-TR"/>
-        </w:rPr>
-        <w:t xml:space="preserve">Görsel B:</w:t>
-      </w:r>
-      <w:r>
-        <w:rPr>
-          <w:rFonts w:ascii="Times New Roman" w:hAnsi="Times New Roman" w:cs="Times New Roman"/>
-          <w:lang w:val="tr-TR"/>
-        </w:rPr>
-        <w:t xml:space="preserve"> Nanometre ölçeği</w:t>
-      </w:r>
-    </w:p>
     <w:p>
       <w:pPr>
         <w:keepNext/>

--- a/Kim11-3-2-Nanoteknolojik-Urunler.docx
+++ b/Kim11-3-2-Nanoteknolojik-Urunler.docx
@@ -77,77 +77,60 @@
           <w:tcPr>
             <w:tcW w:w="4500" w:type="dxa"/>
           </w:tcPr>
-          <w:tbl>
-            <w:tblPr>
-              <w:tblW w:w="4300" w:type="dxa"/>
+          <w:p>
+            <w:pPr>
               <w:jc w:val="center"/>
-              <w:tblBorders>
-                <w:top w:val="single" w:sz="8" w:space="0" w:color="7F7F7F"/>
-                <w:left w:val="single" w:sz="8" w:space="0" w:color="7F7F7F"/>
-                <w:bottom w:val="single" w:sz="8" w:space="0" w:color="7F7F7F"/>
-                <w:right w:val="single" w:sz="8" w:space="0" w:color="7F7F7F"/>
-              </w:tblBorders>
-            </w:tblPr>
-            <w:tblGrid>
-              <w:gridCol w:w="4300"/>
-            </w:tblGrid>
-            <w:tr>
-              <w:tc>
-                <w:tcPr>
-                  <w:tcW w:w="4300" w:type="dxa"/>
-                  <w:shd w:val="clear" w:color="auto" w:fill="EDEDED"/>
-                </w:tcPr>
-                <w:p>
-                  <w:pPr>
-                    <w:jc w:val="both"/>
-                    <w:rPr>
-                      <w:rFonts w:ascii="Times New Roman" w:hAnsi="Times New Roman" w:cs="Times New Roman"/>
-                      <w:lang w:val="tr-TR"/>
-                    </w:rPr>
-                  </w:pPr>
-                  <w:r>
-                    <w:rPr>
-                      <w:rFonts w:ascii="Times New Roman" w:hAnsi="Times New Roman" w:cs="Times New Roman"/>
-                      <w:lang w:val="tr-TR"/>
-                    </w:rPr>
-                    <w:t xml:space="preserve">GÖRSEL ALANI (Shutterstock)</w:t>
-                  </w:r>
-                </w:p>
-                <w:p>
-                  <w:pPr>
-                    <w:jc w:val="both"/>
-                    <w:rPr>
-                      <w:rFonts w:ascii="Times New Roman" w:hAnsi="Times New Roman" w:cs="Times New Roman"/>
-                      <w:lang w:val="tr-TR"/>
-                    </w:rPr>
-                  </w:pPr>
-                  <w:r>
-                    <w:rPr>
-                      <w:rFonts w:ascii="Times New Roman" w:hAnsi="Times New Roman" w:cs="Times New Roman"/>
-                      <w:lang w:val="tr-TR"/>
-                    </w:rPr>
-                    <w:t xml:space="preserve">Tarif: Plajda ele sıkılmış beyaz güneş kremi; marka görünmeyen tüp.</w:t>
-                  </w:r>
-                </w:p>
-                <w:p>
-                  <w:pPr>
-                    <w:jc w:val="both"/>
-                    <w:rPr>
-                      <w:rFonts w:ascii="Times New Roman" w:hAnsi="Times New Roman" w:cs="Times New Roman"/>
-                      <w:lang w:val="tr-TR"/>
-                    </w:rPr>
-                  </w:pPr>
-                  <w:r>
-                    <w:rPr>
-                      <w:rFonts w:ascii="Times New Roman" w:hAnsi="Times New Roman" w:cs="Times New Roman"/>
-                      <w:lang w:val="tr-TR"/>
-                    </w:rPr>
-                    <w:t xml:space="preserve">Shutter ID: 2590579899 (fotoğraf) — Woman applying sunscreen on arm at beach</w:t>
-                  </w:r>
-                </w:p>
-              </w:tc>
-            </w:tr>
-          </w:tbl>
+            </w:pPr>
+            <w:r>
+              <w:drawing>
+                <wp:inline xmlns:a="http://schemas.openxmlformats.org/drawingml/2006/main" xmlns:pic="http://schemas.openxmlformats.org/drawingml/2006/picture">
+                  <wp:extent cx="2664000" cy="1953600"/>
+                  <wp:docPr id="900008" name="Picture 900008"/>
+                  <wp:cNvGraphicFramePr>
+                    <a:graphicFrameLocks noChangeAspect="1"/>
+                  </wp:cNvGraphicFramePr>
+                  <a:graphic>
+                    <a:graphicData uri="http://schemas.openxmlformats.org/drawingml/2006/picture">
+                      <pic:pic>
+                        <pic:nvPicPr>
+                          <pic:cNvPr id="0" name="2590579899_d.jpg"/>
+                          <pic:cNvPicPr/>
+                        </pic:nvPicPr>
+                        <pic:blipFill>
+                          <a:blip r:embed="rId11"/>
+                          <a:stretch>
+                            <a:fillRect/>
+                          </a:stretch>
+                        </pic:blipFill>
+                        <pic:spPr>
+                          <a:xfrm>
+                            <a:off x="0" y="0"/>
+                            <a:ext cx="2664000" cy="1953600"/>
+                          </a:xfrm>
+                          <a:prstGeom prst="rect"/>
+                        </pic:spPr>
+                      </pic:pic>
+                    </a:graphicData>
+                  </a:graphic>
+                </wp:inline>
+              </w:drawing>
+            </w:r>
+          </w:p>
+          <w:p>
+            <w:pPr>
+              <w:jc w:val="center"/>
+            </w:pPr>
+            <w:r>
+              <w:rPr>
+                <w:rFonts w:ascii="Times New Roman" w:hAnsi="Times New Roman" w:cs="Times New Roman"/>
+                <w:b/>
+                <w:bCs/>
+                <w:highlight w:val="yellow"/>
+                <w:lang w:val="tr-TR"/>
+              </w:rPr>
+              <w:t xml:space="preserve">Shutter id: 2590579899</w:t>
+            </w:r>
+          </w:p>
           <w:p>
             <w:pPr>
               <w:jc w:val="center"/>
@@ -178,77 +161,60 @@
           <w:tcPr>
             <w:tcW w:w="4500" w:type="dxa"/>
           </w:tcPr>
-          <w:tbl>
-            <w:tblPr>
-              <w:tblW w:w="4300" w:type="dxa"/>
+          <w:p>
+            <w:pPr>
               <w:jc w:val="center"/>
-              <w:tblBorders>
-                <w:top w:val="single" w:sz="8" w:space="0" w:color="7F7F7F"/>
-                <w:left w:val="single" w:sz="8" w:space="0" w:color="7F7F7F"/>
-                <w:bottom w:val="single" w:sz="8" w:space="0" w:color="7F7F7F"/>
-                <w:right w:val="single" w:sz="8" w:space="0" w:color="7F7F7F"/>
-              </w:tblBorders>
-            </w:tblPr>
-            <w:tblGrid>
-              <w:gridCol w:w="4300"/>
-            </w:tblGrid>
-            <w:tr>
-              <w:tc>
-                <w:tcPr>
-                  <w:tcW w:w="4300" w:type="dxa"/>
-                  <w:shd w:val="clear" w:color="auto" w:fill="EDEDED"/>
-                </w:tcPr>
-                <w:p>
-                  <w:pPr>
-                    <w:jc w:val="both"/>
-                    <w:rPr>
-                      <w:rFonts w:ascii="Times New Roman" w:hAnsi="Times New Roman" w:cs="Times New Roman"/>
-                      <w:lang w:val="tr-TR"/>
-                    </w:rPr>
-                  </w:pPr>
-                  <w:r>
-                    <w:rPr>
-                      <w:rFonts w:ascii="Times New Roman" w:hAnsi="Times New Roman" w:cs="Times New Roman"/>
-                      <w:lang w:val="tr-TR"/>
-                    </w:rPr>
-                    <w:t xml:space="preserve">GÖRSEL ALANI (Shutterstock)</w:t>
-                  </w:r>
-                </w:p>
-                <w:p>
-                  <w:pPr>
-                    <w:jc w:val="both"/>
-                    <w:rPr>
-                      <w:rFonts w:ascii="Times New Roman" w:hAnsi="Times New Roman" w:cs="Times New Roman"/>
-                      <w:lang w:val="tr-TR"/>
-                    </w:rPr>
-                  </w:pPr>
-                  <w:r>
-                    <w:rPr>
-                      <w:rFonts w:ascii="Times New Roman" w:hAnsi="Times New Roman" w:cs="Times New Roman"/>
-                      <w:lang w:val="tr-TR"/>
-                    </w:rPr>
-                    <w:t xml:space="preserve">Tarif: Metre, milimetre, mikrometre ve nanometre ölçeklerini (insan, karınca, saç teli, hücre, virüs, DNA, atom) karşılaştıran ölçek infografiği (vektörel, Türkçeleştirilecek).</w:t>
-                  </w:r>
-                </w:p>
-                <w:p>
-                  <w:pPr>
-                    <w:jc w:val="both"/>
-                    <w:rPr>
-                      <w:rFonts w:ascii="Times New Roman" w:hAnsi="Times New Roman" w:cs="Times New Roman"/>
-                      <w:lang w:val="tr-TR"/>
-                    </w:rPr>
-                  </w:pPr>
-                  <w:r>
-                    <w:rPr>
-                      <w:rFonts w:ascii="Times New Roman" w:hAnsi="Times New Roman" w:cs="Times New Roman"/>
-                      <w:lang w:val="tr-TR"/>
-                    </w:rPr>
-                    <w:t xml:space="preserve">Shutter ID: 2593335581 (vektör) — Scale comparison of things in nanometer</w:t>
-                  </w:r>
-                </w:p>
-              </w:tc>
-            </w:tr>
-          </w:tbl>
+            </w:pPr>
+            <w:r>
+              <w:drawing>
+                <wp:inline xmlns:a="http://schemas.openxmlformats.org/drawingml/2006/main" xmlns:pic="http://schemas.openxmlformats.org/drawingml/2006/picture">
+                  <wp:extent cx="1273387" cy="1979999"/>
+                  <wp:docPr id="900009" name="Picture 900009"/>
+                  <wp:cNvGraphicFramePr>
+                    <a:graphicFrameLocks noChangeAspect="1"/>
+                  </wp:cNvGraphicFramePr>
+                  <a:graphic>
+                    <a:graphicData uri="http://schemas.openxmlformats.org/drawingml/2006/picture">
+                      <pic:pic>
+                        <pic:nvPicPr>
+                          <pic:cNvPr id="0" name="2593335581_d.jpg"/>
+                          <pic:cNvPicPr/>
+                        </pic:nvPicPr>
+                        <pic:blipFill>
+                          <a:blip r:embed="rId12"/>
+                          <a:stretch>
+                            <a:fillRect/>
+                          </a:stretch>
+                        </pic:blipFill>
+                        <pic:spPr>
+                          <a:xfrm>
+                            <a:off x="0" y="0"/>
+                            <a:ext cx="1273387" cy="1979999"/>
+                          </a:xfrm>
+                          <a:prstGeom prst="rect"/>
+                        </pic:spPr>
+                      </pic:pic>
+                    </a:graphicData>
+                  </a:graphic>
+                </wp:inline>
+              </w:drawing>
+            </w:r>
+          </w:p>
+          <w:p>
+            <w:pPr>
+              <w:jc w:val="center"/>
+            </w:pPr>
+            <w:r>
+              <w:rPr>
+                <w:rFonts w:ascii="Times New Roman" w:hAnsi="Times New Roman" w:cs="Times New Roman"/>
+                <w:b/>
+                <w:bCs/>
+                <w:highlight w:val="yellow"/>
+                <w:lang w:val="tr-TR"/>
+              </w:rPr>
+              <w:t xml:space="preserve">Shutter id: 2593335581</w:t>
+            </w:r>
+          </w:p>
           <w:p>
             <w:pPr>
               <w:jc w:val="center"/>

--- a/Kim11-3-2-Nanoteknolojik-Urunler.docx
+++ b/Kim11-3-2-Nanoteknolojik-Urunler.docx
@@ -213,6 +213,26 @@
                 <w:lang w:val="tr-TR"/>
               </w:rPr>
               <w:t xml:space="preserve">Shutter id: 2593335581</w:t>
+            </w:r>
+          </w:p>
+          <w:p>
+            <w:r>
+              <w:rPr>
+                <w:rFonts w:ascii="Times New Roman" w:hAnsi="Times New Roman" w:cs="Times New Roman"/>
+                <w:b/>
+                <w:highlight w:val="yellow"/>
+                <w:lang w:val="tr-TR"/>
+              </w:rPr>
+              <w:t xml:space="preserve">NOT: </w:t>
+            </w:r>
+            <w:r>
+              <w:rPr>
+                <w:rFonts w:ascii="Times New Roman" w:hAnsi="Times New Roman" w:cs="Times New Roman"/>
+                <w:b w:val="0"/>
+                <w:highlight w:val="yellow"/>
+                <w:lang w:val="tr-TR"/>
+              </w:rPr>
+              <w:t>Görseldeki İngilizce yazılar Türkçeye çevrilecek: Nanometer (nm): Nanometre (nm); Ant: Karınca; Hair: Saç teli; Red blood cell: Alyuvar; Blood Sample: Kan örneği; Bacteria: Bakteri; Flu virus: Grip virüsü; DNA: DNA; Glucose molecule: Glikoz molekülü; Water molecule: Su molekülü. Sayılarda ondalık ayırıcı virgül olmalı (0,1).</w:t>
             </w:r>
           </w:p>
           <w:p>

--- a/Kim11-3-2-Nanoteknolojik-Urunler.docx
+++ b/Kim11-3-2-Nanoteknolojik-Urunler.docx
@@ -84,8 +84,8 @@
             <w:r>
               <w:drawing>
                 <wp:inline xmlns:a="http://schemas.openxmlformats.org/drawingml/2006/main" xmlns:pic="http://schemas.openxmlformats.org/drawingml/2006/picture">
-                  <wp:extent cx="2664000" cy="1953600"/>
-                  <wp:docPr id="900008" name="Picture 900008"/>
+                  <wp:extent cx="2628000" cy="1930704"/>
+                  <wp:docPr id="900010" name="Picture 900010"/>
                   <wp:cNvGraphicFramePr>
                     <a:graphicFrameLocks noChangeAspect="1"/>
                   </wp:cNvGraphicFramePr>
@@ -93,11 +93,11 @@
                     <a:graphicData uri="http://schemas.openxmlformats.org/drawingml/2006/picture">
                       <pic:pic>
                         <pic:nvPicPr>
-                          <pic:cNvPr id="0" name="2590579899_d.jpg"/>
+                          <pic:cNvPr id="0" name="2822984173_d.jpg"/>
                           <pic:cNvPicPr/>
                         </pic:nvPicPr>
                         <pic:blipFill>
-                          <a:blip r:embed="rId11"/>
+                          <a:blip r:embed="rId13"/>
                           <a:stretch>
                             <a:fillRect/>
                           </a:stretch>
@@ -105,7 +105,7 @@
                         <pic:spPr>
                           <a:xfrm>
                             <a:off x="0" y="0"/>
-                            <a:ext cx="2664000" cy="1953600"/>
+                            <a:ext cx="2628000" cy="1930704"/>
                           </a:xfrm>
                           <a:prstGeom prst="rect"/>
                         </pic:spPr>
@@ -128,7 +128,7 @@
                 <w:highlight w:val="yellow"/>
                 <w:lang w:val="tr-TR"/>
               </w:rPr>
-              <w:t xml:space="preserve">Shutter id: 2590579899</w:t>
+              <w:t xml:space="preserve">Shutter id: 2822984173</w:t>
             </w:r>
           </w:p>
           <w:p>
@@ -168,8 +168,8 @@
             <w:r>
               <w:drawing>
                 <wp:inline xmlns:a="http://schemas.openxmlformats.org/drawingml/2006/main" xmlns:pic="http://schemas.openxmlformats.org/drawingml/2006/picture">
-                  <wp:extent cx="1273387" cy="1979999"/>
-                  <wp:docPr id="900009" name="Picture 900009"/>
+                  <wp:extent cx="2628000" cy="2518246"/>
+                  <wp:docPr id="900011" name="Picture 900011"/>
                   <wp:cNvGraphicFramePr>
                     <a:graphicFrameLocks noChangeAspect="1"/>
                   </wp:cNvGraphicFramePr>
@@ -177,11 +177,11 @@
                     <a:graphicData uri="http://schemas.openxmlformats.org/drawingml/2006/picture">
                       <pic:pic>
                         <pic:nvPicPr>
-                          <pic:cNvPr id="0" name="2593335581_d.jpg"/>
+                          <pic:cNvPr id="0" name="k11_32_nanometre_olcegi.png"/>
                           <pic:cNvPicPr/>
                         </pic:nvPicPr>
                         <pic:blipFill>
-                          <a:blip r:embed="rId12"/>
+                          <a:blip r:embed="rId14"/>
                           <a:stretch>
                             <a:fillRect/>
                           </a:stretch>
@@ -189,7 +189,7 @@
                         <pic:spPr>
                           <a:xfrm>
                             <a:off x="0" y="0"/>
-                            <a:ext cx="1273387" cy="1979999"/>
+                            <a:ext cx="2628000" cy="2518246"/>
                           </a:xfrm>
                           <a:prstGeom prst="rect"/>
                         </pic:spPr>
@@ -198,41 +198,6 @@
                   </a:graphic>
                 </wp:inline>
               </w:drawing>
-            </w:r>
-          </w:p>
-          <w:p>
-            <w:pPr>
-              <w:jc w:val="center"/>
-            </w:pPr>
-            <w:r>
-              <w:rPr>
-                <w:rFonts w:ascii="Times New Roman" w:hAnsi="Times New Roman" w:cs="Times New Roman"/>
-                <w:b/>
-                <w:bCs/>
-                <w:highlight w:val="yellow"/>
-                <w:lang w:val="tr-TR"/>
-              </w:rPr>
-              <w:t xml:space="preserve">Shutter id: 2593335581</w:t>
-            </w:r>
-          </w:p>
-          <w:p>
-            <w:r>
-              <w:rPr>
-                <w:rFonts w:ascii="Times New Roman" w:hAnsi="Times New Roman" w:cs="Times New Roman"/>
-                <w:b/>
-                <w:highlight w:val="yellow"/>
-                <w:lang w:val="tr-TR"/>
-              </w:rPr>
-              <w:t xml:space="preserve">NOT: </w:t>
-            </w:r>
-            <w:r>
-              <w:rPr>
-                <w:rFonts w:ascii="Times New Roman" w:hAnsi="Times New Roman" w:cs="Times New Roman"/>
-                <w:b w:val="0"/>
-                <w:highlight w:val="yellow"/>
-                <w:lang w:val="tr-TR"/>
-              </w:rPr>
-              <w:t>Görseldeki İngilizce yazılar Türkçeye çevrilecek: Nanometer (nm): Nanometre (nm); Ant: Karınca; Hair: Saç teli; Red blood cell: Alyuvar; Blood Sample: Kan örneği; Bacteria: Bakteri; Flu virus: Grip virüsü; DNA: DNA; Glucose molecule: Glikoz molekülü; Water molecule: Su molekülü. Sayılarda ondalık ayırıcı virgül olmalı (0,1).</w:t>
             </w:r>
           </w:p>
           <w:p>
